--- a/BIT4107 Logbook.docx
+++ b/BIT4107 Logbook.docx
@@ -1742,11 +1742,323 @@
       </w:r>
     </w:p>
     <w:p>
-      <w:pPr>
-        <w:pStyle w:val="Heading2"/>
-      </w:pPr>
-      <w:r>
-        <w:t>Same as week 1</w:t>
+      <w:r>
+        <w:drawing>
+          <wp:inline distT="0" distB="0" distL="0" distR="0" wp14:anchorId="550A5696" wp14:editId="5EA4A1ED">
+            <wp:extent cx="1563624" cy="3474720"/>
+            <wp:effectExtent l="0" t="0" r="0" b="0"/>
+            <wp:docPr id="92501406" name="Picture 2"/>
+            <wp:cNvGraphicFramePr>
+              <a:graphicFrameLocks xmlns:a="http://schemas.openxmlformats.org/drawingml/2006/main" noChangeAspect="1"/>
+            </wp:cNvGraphicFramePr>
+            <a:graphic xmlns:a="http://schemas.openxmlformats.org/drawingml/2006/main">
+              <a:graphicData uri="http://schemas.openxmlformats.org/drawingml/2006/picture">
+                <pic:pic xmlns:pic="http://schemas.openxmlformats.org/drawingml/2006/picture">
+                  <pic:nvPicPr>
+                    <pic:cNvPr id="0" name="Picture 6"/>
+                    <pic:cNvPicPr>
+                      <a:picLocks noChangeAspect="1" noChangeArrowheads="1"/>
+                    </pic:cNvPicPr>
+                  </pic:nvPicPr>
+                  <pic:blipFill>
+                    <a:blip r:embed="rId23">
+                      <a:extLst>
+                        <a:ext uri="{28A0092B-C50C-407E-A947-70E740481C1C}">
+                          <a14:useLocalDpi xmlns:a14="http://schemas.microsoft.com/office/drawing/2010/main" val="0"/>
+                        </a:ext>
+                      </a:extLst>
+                    </a:blip>
+                    <a:srcRect/>
+                    <a:stretch>
+                      <a:fillRect/>
+                    </a:stretch>
+                  </pic:blipFill>
+                  <pic:spPr bwMode="auto">
+                    <a:xfrm>
+                      <a:off x="0" y="0"/>
+                      <a:ext cx="1563624" cy="3474720"/>
+                    </a:xfrm>
+                    <a:prstGeom prst="rect">
+                      <a:avLst/>
+                    </a:prstGeom>
+                    <a:noFill/>
+                    <a:ln>
+                      <a:noFill/>
+                    </a:ln>
+                  </pic:spPr>
+                </pic:pic>
+              </a:graphicData>
+            </a:graphic>
+          </wp:inline>
+        </w:drawing>
+      </w:r>
+      <w:r>
+        <w:t xml:space="preserve"> </w:t>
+      </w:r>
+      <w:r>
+        <w:rPr>
+          <w:noProof/>
+        </w:rPr>
+        <w:drawing>
+          <wp:inline distT="0" distB="0" distL="0" distR="0" wp14:anchorId="2363E07A" wp14:editId="4EB55CD1">
+            <wp:extent cx="1600200" cy="3566160"/>
+            <wp:effectExtent l="0" t="0" r="0" b="0"/>
+            <wp:docPr id="1030112240" name="Picture 7"/>
+            <wp:cNvGraphicFramePr>
+              <a:graphicFrameLocks xmlns:a="http://schemas.openxmlformats.org/drawingml/2006/main" noChangeAspect="1"/>
+            </wp:cNvGraphicFramePr>
+            <a:graphic xmlns:a="http://schemas.openxmlformats.org/drawingml/2006/main">
+              <a:graphicData uri="http://schemas.openxmlformats.org/drawingml/2006/picture">
+                <pic:pic xmlns:pic="http://schemas.openxmlformats.org/drawingml/2006/picture">
+                  <pic:nvPicPr>
+                    <pic:cNvPr id="0" name="Picture 12"/>
+                    <pic:cNvPicPr>
+                      <a:picLocks noChangeAspect="1" noChangeArrowheads="1"/>
+                    </pic:cNvPicPr>
+                  </pic:nvPicPr>
+                  <pic:blipFill>
+                    <a:blip r:embed="rId24">
+                      <a:extLst>
+                        <a:ext uri="{28A0092B-C50C-407E-A947-70E740481C1C}">
+                          <a14:useLocalDpi xmlns:a14="http://schemas.microsoft.com/office/drawing/2010/main" val="0"/>
+                        </a:ext>
+                      </a:extLst>
+                    </a:blip>
+                    <a:srcRect/>
+                    <a:stretch>
+                      <a:fillRect/>
+                    </a:stretch>
+                  </pic:blipFill>
+                  <pic:spPr bwMode="auto">
+                    <a:xfrm>
+                      <a:off x="0" y="0"/>
+                      <a:ext cx="1600200" cy="3566160"/>
+                    </a:xfrm>
+                    <a:prstGeom prst="rect">
+                      <a:avLst/>
+                    </a:prstGeom>
+                    <a:noFill/>
+                    <a:ln>
+                      <a:noFill/>
+                    </a:ln>
+                  </pic:spPr>
+                </pic:pic>
+              </a:graphicData>
+            </a:graphic>
+          </wp:inline>
+        </w:drawing>
+      </w:r>
+      <w:r>
+        <w:rPr>
+          <w:noProof/>
+        </w:rPr>
+        <w:drawing>
+          <wp:inline distT="0" distB="0" distL="0" distR="0" wp14:anchorId="49A7677C" wp14:editId="5E36A862">
+            <wp:extent cx="1645920" cy="3657600"/>
+            <wp:effectExtent l="0" t="0" r="0" b="0"/>
+            <wp:docPr id="1875613168" name="Picture 6"/>
+            <wp:cNvGraphicFramePr>
+              <a:graphicFrameLocks xmlns:a="http://schemas.openxmlformats.org/drawingml/2006/main" noChangeAspect="1"/>
+            </wp:cNvGraphicFramePr>
+            <a:graphic xmlns:a="http://schemas.openxmlformats.org/drawingml/2006/main">
+              <a:graphicData uri="http://schemas.openxmlformats.org/drawingml/2006/picture">
+                <pic:pic xmlns:pic="http://schemas.openxmlformats.org/drawingml/2006/picture">
+                  <pic:nvPicPr>
+                    <pic:cNvPr id="0" name="Picture 11"/>
+                    <pic:cNvPicPr>
+                      <a:picLocks noChangeAspect="1" noChangeArrowheads="1"/>
+                    </pic:cNvPicPr>
+                  </pic:nvPicPr>
+                  <pic:blipFill>
+                    <a:blip r:embed="rId25">
+                      <a:extLst>
+                        <a:ext uri="{28A0092B-C50C-407E-A947-70E740481C1C}">
+                          <a14:useLocalDpi xmlns:a14="http://schemas.microsoft.com/office/drawing/2010/main" val="0"/>
+                        </a:ext>
+                      </a:extLst>
+                    </a:blip>
+                    <a:srcRect/>
+                    <a:stretch>
+                      <a:fillRect/>
+                    </a:stretch>
+                  </pic:blipFill>
+                  <pic:spPr bwMode="auto">
+                    <a:xfrm>
+                      <a:off x="0" y="0"/>
+                      <a:ext cx="1645920" cy="3657600"/>
+                    </a:xfrm>
+                    <a:prstGeom prst="rect">
+                      <a:avLst/>
+                    </a:prstGeom>
+                    <a:noFill/>
+                    <a:ln>
+                      <a:noFill/>
+                    </a:ln>
+                  </pic:spPr>
+                </pic:pic>
+              </a:graphicData>
+            </a:graphic>
+          </wp:inline>
+        </w:drawing>
+      </w:r>
+      <w:r>
+        <w:rPr>
+          <w:noProof/>
+        </w:rPr>
+        <w:drawing>
+          <wp:inline distT="0" distB="0" distL="0" distR="0" wp14:anchorId="3639DE9B" wp14:editId="71E694CF">
+            <wp:extent cx="1600200" cy="3566160"/>
+            <wp:effectExtent l="0" t="0" r="0" b="0"/>
+            <wp:docPr id="77544354" name="Picture 5"/>
+            <wp:cNvGraphicFramePr>
+              <a:graphicFrameLocks xmlns:a="http://schemas.openxmlformats.org/drawingml/2006/main" noChangeAspect="1"/>
+            </wp:cNvGraphicFramePr>
+            <a:graphic xmlns:a="http://schemas.openxmlformats.org/drawingml/2006/main">
+              <a:graphicData uri="http://schemas.openxmlformats.org/drawingml/2006/picture">
+                <pic:pic xmlns:pic="http://schemas.openxmlformats.org/drawingml/2006/picture">
+                  <pic:nvPicPr>
+                    <pic:cNvPr id="0" name="Picture 10"/>
+                    <pic:cNvPicPr>
+                      <a:picLocks noChangeAspect="1" noChangeArrowheads="1"/>
+                    </pic:cNvPicPr>
+                  </pic:nvPicPr>
+                  <pic:blipFill>
+                    <a:blip r:embed="rId26">
+                      <a:extLst>
+                        <a:ext uri="{28A0092B-C50C-407E-A947-70E740481C1C}">
+                          <a14:useLocalDpi xmlns:a14="http://schemas.microsoft.com/office/drawing/2010/main" val="0"/>
+                        </a:ext>
+                      </a:extLst>
+                    </a:blip>
+                    <a:srcRect/>
+                    <a:stretch>
+                      <a:fillRect/>
+                    </a:stretch>
+                  </pic:blipFill>
+                  <pic:spPr bwMode="auto">
+                    <a:xfrm>
+                      <a:off x="0" y="0"/>
+                      <a:ext cx="1600200" cy="3566160"/>
+                    </a:xfrm>
+                    <a:prstGeom prst="rect">
+                      <a:avLst/>
+                    </a:prstGeom>
+                    <a:noFill/>
+                    <a:ln>
+                      <a:noFill/>
+                    </a:ln>
+                  </pic:spPr>
+                </pic:pic>
+              </a:graphicData>
+            </a:graphic>
+          </wp:inline>
+        </w:drawing>
+      </w:r>
+      <w:r>
+        <w:rPr>
+          <w:noProof/>
+        </w:rPr>
+        <w:drawing>
+          <wp:inline distT="0" distB="0" distL="0" distR="0" wp14:anchorId="651DC2FD" wp14:editId="1EB699CA">
+            <wp:extent cx="1600200" cy="3566160"/>
+            <wp:effectExtent l="0" t="0" r="0" b="0"/>
+            <wp:docPr id="247762931" name="Picture 4"/>
+            <wp:cNvGraphicFramePr>
+              <a:graphicFrameLocks xmlns:a="http://schemas.openxmlformats.org/drawingml/2006/main" noChangeAspect="1"/>
+            </wp:cNvGraphicFramePr>
+            <a:graphic xmlns:a="http://schemas.openxmlformats.org/drawingml/2006/main">
+              <a:graphicData uri="http://schemas.openxmlformats.org/drawingml/2006/picture">
+                <pic:pic xmlns:pic="http://schemas.openxmlformats.org/drawingml/2006/picture">
+                  <pic:nvPicPr>
+                    <pic:cNvPr id="0" name="Picture 9"/>
+                    <pic:cNvPicPr>
+                      <a:picLocks noChangeAspect="1" noChangeArrowheads="1"/>
+                    </pic:cNvPicPr>
+                  </pic:nvPicPr>
+                  <pic:blipFill>
+                    <a:blip r:embed="rId27">
+                      <a:extLst>
+                        <a:ext uri="{28A0092B-C50C-407E-A947-70E740481C1C}">
+                          <a14:useLocalDpi xmlns:a14="http://schemas.microsoft.com/office/drawing/2010/main" val="0"/>
+                        </a:ext>
+                      </a:extLst>
+                    </a:blip>
+                    <a:srcRect/>
+                    <a:stretch>
+                      <a:fillRect/>
+                    </a:stretch>
+                  </pic:blipFill>
+                  <pic:spPr bwMode="auto">
+                    <a:xfrm>
+                      <a:off x="0" y="0"/>
+                      <a:ext cx="1600200" cy="3566160"/>
+                    </a:xfrm>
+                    <a:prstGeom prst="rect">
+                      <a:avLst/>
+                    </a:prstGeom>
+                    <a:noFill/>
+                    <a:ln>
+                      <a:noFill/>
+                    </a:ln>
+                  </pic:spPr>
+                </pic:pic>
+              </a:graphicData>
+            </a:graphic>
+          </wp:inline>
+        </w:drawing>
+      </w:r>
+      <w:r>
+        <w:rPr>
+          <w:noProof/>
+        </w:rPr>
+        <w:drawing>
+          <wp:inline distT="0" distB="0" distL="0" distR="0" wp14:anchorId="41CE4637" wp14:editId="43592A37">
+            <wp:extent cx="1325880" cy="2944368"/>
+            <wp:effectExtent l="0" t="0" r="7620" b="8890"/>
+            <wp:docPr id="147092419" name="Picture 3"/>
+            <wp:cNvGraphicFramePr>
+              <a:graphicFrameLocks xmlns:a="http://schemas.openxmlformats.org/drawingml/2006/main" noChangeAspect="1"/>
+            </wp:cNvGraphicFramePr>
+            <a:graphic xmlns:a="http://schemas.openxmlformats.org/drawingml/2006/main">
+              <a:graphicData uri="http://schemas.openxmlformats.org/drawingml/2006/picture">
+                <pic:pic xmlns:pic="http://schemas.openxmlformats.org/drawingml/2006/picture">
+                  <pic:nvPicPr>
+                    <pic:cNvPr id="0" name="Picture 8"/>
+                    <pic:cNvPicPr>
+                      <a:picLocks noChangeAspect="1" noChangeArrowheads="1"/>
+                    </pic:cNvPicPr>
+                  </pic:nvPicPr>
+                  <pic:blipFill>
+                    <a:blip r:embed="rId23">
+                      <a:extLst>
+                        <a:ext uri="{28A0092B-C50C-407E-A947-70E740481C1C}">
+                          <a14:useLocalDpi xmlns:a14="http://schemas.microsoft.com/office/drawing/2010/main" val="0"/>
+                        </a:ext>
+                      </a:extLst>
+                    </a:blip>
+                    <a:srcRect/>
+                    <a:stretch>
+                      <a:fillRect/>
+                    </a:stretch>
+                  </pic:blipFill>
+                  <pic:spPr bwMode="auto">
+                    <a:xfrm>
+                      <a:off x="0" y="0"/>
+                      <a:ext cx="1325880" cy="2944368"/>
+                    </a:xfrm>
+                    <a:prstGeom prst="rect">
+                      <a:avLst/>
+                    </a:prstGeom>
+                    <a:noFill/>
+                    <a:ln>
+                      <a:noFill/>
+                    </a:ln>
+                  </pic:spPr>
+                </pic:pic>
+              </a:graphicData>
+            </a:graphic>
+          </wp:inline>
+        </w:drawing>
       </w:r>
     </w:p>
     <w:p>
@@ -1757,6 +2069,7 @@
         <w:br/>
       </w:r>
       <w:r>
+        <w:lastRenderedPageBreak/>
         <w:br/>
       </w:r>
     </w:p>
@@ -1778,21 +2091,152 @@
       </w:r>
     </w:p>
     <w:p>
-      <w:pPr>
-        <w:pStyle w:val="Heading2"/>
-      </w:pPr>
-      <w:r>
-        <w:t>Same as week 1</w:t>
+      <w:r>
+        <w:t>Image: Log In screen</w:t>
+      </w:r>
+      <w:r>
+        <w:t xml:space="preserve"> </w:t>
       </w:r>
     </w:p>
+    <w:p/>
+    <w:p/>
+    <w:p/>
     <w:p>
       <w:r>
-        <w:br/>
-      </w:r>
-      <w:r>
-        <w:br/>
+        <w:rPr>
+          <w:noProof/>
+        </w:rPr>
+        <w:drawing>
+          <wp:anchor distT="0" distB="0" distL="114300" distR="114300" simplePos="0" relativeHeight="251667456" behindDoc="0" locked="0" layoutInCell="1" allowOverlap="1" wp14:anchorId="52FB1855" wp14:editId="05E16161">
+            <wp:simplePos x="0" y="0"/>
+            <wp:positionH relativeFrom="column">
+              <wp:posOffset>1760220</wp:posOffset>
+            </wp:positionH>
+            <wp:positionV relativeFrom="paragraph">
+              <wp:posOffset>-682625</wp:posOffset>
+            </wp:positionV>
+            <wp:extent cx="1758950" cy="3657600"/>
+            <wp:effectExtent l="0" t="0" r="0" b="0"/>
+            <wp:wrapSquare wrapText="bothSides"/>
+            <wp:docPr id="182223957" name="Picture 14"/>
+            <wp:cNvGraphicFramePr>
+              <a:graphicFrameLocks xmlns:a="http://schemas.openxmlformats.org/drawingml/2006/main" noChangeAspect="1"/>
+            </wp:cNvGraphicFramePr>
+            <a:graphic xmlns:a="http://schemas.openxmlformats.org/drawingml/2006/main">
+              <a:graphicData uri="http://schemas.openxmlformats.org/drawingml/2006/picture">
+                <pic:pic xmlns:pic="http://schemas.openxmlformats.org/drawingml/2006/picture">
+                  <pic:nvPicPr>
+                    <pic:cNvPr id="0" name="Picture 48"/>
+                    <pic:cNvPicPr>
+                      <a:picLocks noChangeAspect="1" noChangeArrowheads="1"/>
+                    </pic:cNvPicPr>
+                  </pic:nvPicPr>
+                  <pic:blipFill>
+                    <a:blip r:embed="rId21" cstate="print">
+                      <a:extLst>
+                        <a:ext uri="{28A0092B-C50C-407E-A947-70E740481C1C}">
+                          <a14:useLocalDpi xmlns:a14="http://schemas.microsoft.com/office/drawing/2010/main" val="0"/>
+                        </a:ext>
+                      </a:extLst>
+                    </a:blip>
+                    <a:srcRect/>
+                    <a:stretch>
+                      <a:fillRect/>
+                    </a:stretch>
+                  </pic:blipFill>
+                  <pic:spPr bwMode="auto">
+                    <a:xfrm>
+                      <a:off x="0" y="0"/>
+                      <a:ext cx="1758950" cy="3657600"/>
+                    </a:xfrm>
+                    <a:prstGeom prst="rect">
+                      <a:avLst/>
+                    </a:prstGeom>
+                    <a:noFill/>
+                    <a:ln>
+                      <a:noFill/>
+                    </a:ln>
+                  </pic:spPr>
+                </pic:pic>
+              </a:graphicData>
+            </a:graphic>
+          </wp:anchor>
+        </w:drawing>
+      </w:r>
+      <w:r>
+        <w:rPr>
+          <w:noProof/>
+        </w:rPr>
+        <w:drawing>
+          <wp:anchor distT="0" distB="0" distL="114300" distR="114300" simplePos="0" relativeHeight="251666432" behindDoc="0" locked="0" layoutInCell="1" allowOverlap="1" wp14:anchorId="32617A51" wp14:editId="609E321E">
+            <wp:simplePos x="0" y="0"/>
+            <wp:positionH relativeFrom="column">
+              <wp:posOffset>0</wp:posOffset>
+            </wp:positionH>
+            <wp:positionV relativeFrom="paragraph">
+              <wp:posOffset>-682625</wp:posOffset>
+            </wp:positionV>
+            <wp:extent cx="1645920" cy="3657600"/>
+            <wp:effectExtent l="0" t="0" r="0" b="0"/>
+            <wp:wrapSquare wrapText="bothSides"/>
+            <wp:docPr id="67361789" name="Picture 4"/>
+            <wp:cNvGraphicFramePr>
+              <a:graphicFrameLocks xmlns:a="http://schemas.openxmlformats.org/drawingml/2006/main" noChangeAspect="1"/>
+            </wp:cNvGraphicFramePr>
+            <a:graphic xmlns:a="http://schemas.openxmlformats.org/drawingml/2006/main">
+              <a:graphicData uri="http://schemas.openxmlformats.org/drawingml/2006/picture">
+                <pic:pic xmlns:pic="http://schemas.openxmlformats.org/drawingml/2006/picture">
+                  <pic:nvPicPr>
+                    <pic:cNvPr id="0" name="Picture 13"/>
+                    <pic:cNvPicPr>
+                      <a:picLocks noChangeAspect="1" noChangeArrowheads="1"/>
+                    </pic:cNvPicPr>
+                  </pic:nvPicPr>
+                  <pic:blipFill>
+                    <a:blip r:embed="rId16" cstate="print">
+                      <a:extLst>
+                        <a:ext uri="{28A0092B-C50C-407E-A947-70E740481C1C}">
+                          <a14:useLocalDpi xmlns:a14="http://schemas.microsoft.com/office/drawing/2010/main" val="0"/>
+                        </a:ext>
+                      </a:extLst>
+                    </a:blip>
+                    <a:srcRect/>
+                    <a:stretch>
+                      <a:fillRect/>
+                    </a:stretch>
+                  </pic:blipFill>
+                  <pic:spPr bwMode="auto">
+                    <a:xfrm>
+                      <a:off x="0" y="0"/>
+                      <a:ext cx="1645920" cy="3657600"/>
+                    </a:xfrm>
+                    <a:prstGeom prst="rect">
+                      <a:avLst/>
+                    </a:prstGeom>
+                    <a:noFill/>
+                    <a:ln>
+                      <a:noFill/>
+                    </a:ln>
+                  </pic:spPr>
+                </pic:pic>
+              </a:graphicData>
+            </a:graphic>
+          </wp:anchor>
+        </w:drawing>
+      </w:r>
+      <w:r>
+        <w:t xml:space="preserve"> </w:t>
       </w:r>
     </w:p>
+    <w:p/>
+    <w:p/>
+    <w:p/>
+    <w:p/>
+    <w:p/>
+    <w:p/>
+    <w:p/>
+    <w:p/>
+    <w:p/>
     <w:p>
       <w:r>
         <w:br/>
@@ -1813,20 +2257,120 @@
       <w:pPr>
         <w:pStyle w:val="Heading1"/>
       </w:pPr>
+      <w:bookmarkStart w:id="1" w:name="_Hlk232500268"/>
       <w:r>
         <w:lastRenderedPageBreak/>
         <w:t>Week 6: Networking and APIs</w:t>
       </w:r>
     </w:p>
     <w:p>
-      <w:pPr>
-        <w:pStyle w:val="Heading2"/>
-      </w:pPr>
-      <w:r>
-        <w:t>Same as week 1</w:t>
-      </w:r>
-    </w:p>
-    <w:p>
+      <w:r>
+        <w:rPr>
+          <w:noProof/>
+        </w:rPr>
+        <w:drawing>
+          <wp:inline distT="0" distB="0" distL="0" distR="0" wp14:anchorId="4449EB12" wp14:editId="62CBDBCB">
+            <wp:extent cx="1645920" cy="3657600"/>
+            <wp:effectExtent l="0" t="0" r="0" b="0"/>
+            <wp:docPr id="1892558629" name="Picture 6"/>
+            <wp:cNvGraphicFramePr>
+              <a:graphicFrameLocks xmlns:a="http://schemas.openxmlformats.org/drawingml/2006/main" noChangeAspect="1"/>
+            </wp:cNvGraphicFramePr>
+            <a:graphic xmlns:a="http://schemas.openxmlformats.org/drawingml/2006/main">
+              <a:graphicData uri="http://schemas.openxmlformats.org/drawingml/2006/picture">
+                <pic:pic xmlns:pic="http://schemas.openxmlformats.org/drawingml/2006/picture">
+                  <pic:nvPicPr>
+                    <pic:cNvPr id="0" name="Picture 11"/>
+                    <pic:cNvPicPr>
+                      <a:picLocks noChangeAspect="1" noChangeArrowheads="1"/>
+                    </pic:cNvPicPr>
+                  </pic:nvPicPr>
+                  <pic:blipFill>
+                    <a:blip r:embed="rId25">
+                      <a:extLst>
+                        <a:ext uri="{28A0092B-C50C-407E-A947-70E740481C1C}">
+                          <a14:useLocalDpi xmlns:a14="http://schemas.microsoft.com/office/drawing/2010/main" val="0"/>
+                        </a:ext>
+                      </a:extLst>
+                    </a:blip>
+                    <a:srcRect/>
+                    <a:stretch>
+                      <a:fillRect/>
+                    </a:stretch>
+                  </pic:blipFill>
+                  <pic:spPr bwMode="auto">
+                    <a:xfrm>
+                      <a:off x="0" y="0"/>
+                      <a:ext cx="1645920" cy="3657600"/>
+                    </a:xfrm>
+                    <a:prstGeom prst="rect">
+                      <a:avLst/>
+                    </a:prstGeom>
+                    <a:noFill/>
+                    <a:ln>
+                      <a:noFill/>
+                    </a:ln>
+                  </pic:spPr>
+                </pic:pic>
+              </a:graphicData>
+            </a:graphic>
+          </wp:inline>
+        </w:drawing>
+      </w:r>
+      <w:r>
+        <w:rPr>
+          <w:noProof/>
+        </w:rPr>
+        <w:drawing>
+          <wp:inline distT="0" distB="0" distL="0" distR="0" wp14:anchorId="711939B9" wp14:editId="6FC85F7F">
+            <wp:extent cx="1600200" cy="3566160"/>
+            <wp:effectExtent l="0" t="0" r="0" b="0"/>
+            <wp:docPr id="93068519" name="Picture 7"/>
+            <wp:cNvGraphicFramePr>
+              <a:graphicFrameLocks xmlns:a="http://schemas.openxmlformats.org/drawingml/2006/main" noChangeAspect="1"/>
+            </wp:cNvGraphicFramePr>
+            <a:graphic xmlns:a="http://schemas.openxmlformats.org/drawingml/2006/main">
+              <a:graphicData uri="http://schemas.openxmlformats.org/drawingml/2006/picture">
+                <pic:pic xmlns:pic="http://schemas.openxmlformats.org/drawingml/2006/picture">
+                  <pic:nvPicPr>
+                    <pic:cNvPr id="0" name="Picture 12"/>
+                    <pic:cNvPicPr>
+                      <a:picLocks noChangeAspect="1" noChangeArrowheads="1"/>
+                    </pic:cNvPicPr>
+                  </pic:nvPicPr>
+                  <pic:blipFill>
+                    <a:blip r:embed="rId24">
+                      <a:extLst>
+                        <a:ext uri="{28A0092B-C50C-407E-A947-70E740481C1C}">
+                          <a14:useLocalDpi xmlns:a14="http://schemas.microsoft.com/office/drawing/2010/main" val="0"/>
+                        </a:ext>
+                      </a:extLst>
+                    </a:blip>
+                    <a:srcRect/>
+                    <a:stretch>
+                      <a:fillRect/>
+                    </a:stretch>
+                  </pic:blipFill>
+                  <pic:spPr bwMode="auto">
+                    <a:xfrm>
+                      <a:off x="0" y="0"/>
+                      <a:ext cx="1600200" cy="3566160"/>
+                    </a:xfrm>
+                    <a:prstGeom prst="rect">
+                      <a:avLst/>
+                    </a:prstGeom>
+                    <a:noFill/>
+                    <a:ln>
+                      <a:noFill/>
+                    </a:ln>
+                  </pic:spPr>
+                </pic:pic>
+              </a:graphicData>
+            </a:graphic>
+          </wp:inline>
+        </w:drawing>
+      </w:r>
+      <w:bookmarkEnd w:id="1"/>
       <w:r>
         <w:br/>
       </w:r>
@@ -1878,6 +2422,7 @@
         <w:br/>
       </w:r>
       <w:r>
+        <w:lastRenderedPageBreak/>
         <w:br/>
       </w:r>
     </w:p>
@@ -2482,22 +3027,6 @@
 <file path=word/numbering.xml><?xml version="1.0" encoding="utf-8"?>
 <w:numbering xmlns:wpc="http://schemas.microsoft.com/office/word/2010/wordprocessingCanvas" xmlns:cx="http://schemas.microsoft.com/office/drawing/2014/chartex" xmlns:cx1="http://schemas.microsoft.com/office/drawing/2015/9/8/chartex" xmlns:cx2="http://schemas.microsoft.com/office/drawing/2015/10/21/chartex" xmlns:cx3="http://schemas.microsoft.com/office/drawing/2016/5/9/chartex" xmlns:cx4="http://schemas.microsoft.com/office/drawing/2016/5/10/chartex" xmlns:cx5="http://schemas.microsoft.com/office/drawing/2016/5/11/chartex" xmlns:cx6="http://schemas.microsoft.com/office/drawing/2016/5/12/chartex" xmlns:cx7="http://schemas.microsoft.com/office/drawing/2016/5/13/chartex" xmlns:cx8="http://schemas.microsoft.com/office/drawing/2016/5/14/chartex" xmlns:mc="http://schemas.openxmlformats.org/markup-compatibility/2006" xmlns:aink="http://schemas.microsoft.com/office/drawing/2016/ink" xmlns:am3d="http://schemas.microsoft.com/office/drawing/2017/model3d" xmlns:o="urn:schemas-microsoft-com:office:office" xmlns:oel="http://schemas.microsoft.com/office/2019/extlst" xmlns:r="http://schemas.openxmlformats.org/officeDocument/2006/relationships" xmlns:m="http://schemas.openxmlformats.org/officeDocument/2006/math" xmlns:v="urn:schemas-microsoft-com:vml" xmlns:wp14="http://schemas.microsoft.com/office/word/2010/wordprocessingDrawing" xmlns:wp="http://schemas.openxmlformats.org/drawingml/2006/wordprocessingDrawing" xmlns:w10="urn:schemas-microsoft-com:office:word" xmlns:w="http://schemas.openxmlformats.org/wordprocessingml/2006/main" xmlns:w14="http://schemas.microsoft.com/office/word/2010/wordml" xmlns:w15="http://schemas.microsoft.com/office/word/2012/wordml" xmlns:w16cex="http://schemas.microsoft.com/office/word/2018/wordml/cex" xmlns:w16cid="http://schemas.microsoft.com/office/word/2016/wordml/cid" xmlns:w16="http://schemas.microsoft.com/office/word/2018/wordml" xmlns:w16du="http://schemas.microsoft.com/office/word/2023/wordml/word16du" xmlns:w16sdtdh="http://schemas.microsoft.com/office/word/2020/wordml/sdtdatahash" xmlns:w16sdtfl="http://schemas.microsoft.com/office/word/2024/wordml/sdtformatlock" xmlns:w16se="http://schemas.microsoft.com/office/word/2015/wordml/symex" xmlns:wpg="http://schemas.microsoft.com/office/word/2010/wordprocessingGroup" xmlns:wpi="http://schemas.microsoft.com/office/word/2010/wordprocessingInk" xmlns:wne="http://schemas.microsoft.com/office/word/2006/wordml" xmlns:wps="http://schemas.microsoft.com/office/word/2010/wordprocessingShape" mc:Ignorable="w14 w15 w16se w16cid w16 w16cex w16sdtdh w16sdtfl w16du wp14">
   <w:abstractNum w:abstractNumId="0" w15:restartNumberingAfterBreak="0">
-    <w:multiLevelType w:val="singleLevel"/>
-    <w:tmpl w:val="C310EC42"/>
-    <w:lvl w:ilvl="0">
-      <w:start w:val="1"/>
-      <w:numFmt w:val="decimal"/>
-      <w:lvlText w:val="%1."/>
-      <w:lvlJc w:val="left"/>
-      <w:pPr>
-        <w:tabs>
-          <w:tab w:val="left" w:pos="1800"/>
-        </w:tabs>
-        <w:ind w:left="1800" w:hanging="360"/>
-      </w:pPr>
-    </w:lvl>
-  </w:abstractNum>
-  <w:abstractNum w:abstractNumId="1" w15:restartNumberingAfterBreak="0">
     <w:nsid w:val="00000001"/>
     <w:multiLevelType w:val="singleLevel"/>
     <w:tmpl w:val="E4089024"/>
@@ -2514,7 +3043,7 @@
       </w:pPr>
     </w:lvl>
   </w:abstractNum>
-  <w:abstractNum w:abstractNumId="2" w15:restartNumberingAfterBreak="0">
+  <w:abstractNum w:abstractNumId="1" w15:restartNumberingAfterBreak="0">
     <w:nsid w:val="00000002"/>
     <w:multiLevelType w:val="singleLevel"/>
     <w:tmpl w:val="FB12693A"/>
@@ -2532,7 +3061,7 @@
       </w:pPr>
     </w:lvl>
   </w:abstractNum>
-  <w:abstractNum w:abstractNumId="3" w15:restartNumberingAfterBreak="0">
+  <w:abstractNum w:abstractNumId="2" w15:restartNumberingAfterBreak="0">
     <w:nsid w:val="00000003"/>
     <w:multiLevelType w:val="singleLevel"/>
     <w:tmpl w:val="38441652"/>
@@ -2550,7 +3079,7 @@
       </w:pPr>
     </w:lvl>
   </w:abstractNum>
-  <w:abstractNum w:abstractNumId="4" w15:restartNumberingAfterBreak="0">
+  <w:abstractNum w:abstractNumId="3" w15:restartNumberingAfterBreak="0">
     <w:nsid w:val="00000004"/>
     <w:multiLevelType w:val="singleLevel"/>
     <w:tmpl w:val="171AC3A4"/>
@@ -2570,7 +3099,7 @@
       </w:rPr>
     </w:lvl>
   </w:abstractNum>
-  <w:abstractNum w:abstractNumId="5" w15:restartNumberingAfterBreak="0">
+  <w:abstractNum w:abstractNumId="4" w15:restartNumberingAfterBreak="0">
     <w:nsid w:val="00000005"/>
     <w:multiLevelType w:val="singleLevel"/>
     <w:tmpl w:val="F3EAFDEC"/>
@@ -2591,7 +3120,7 @@
       </w:rPr>
     </w:lvl>
   </w:abstractNum>
-  <w:abstractNum w:abstractNumId="6" w15:restartNumberingAfterBreak="0">
+  <w:abstractNum w:abstractNumId="5" w15:restartNumberingAfterBreak="0">
     <w:nsid w:val="00000006"/>
     <w:multiLevelType w:val="singleLevel"/>
     <w:tmpl w:val="3D1EFFD4"/>
@@ -2612,7 +3141,7 @@
       </w:rPr>
     </w:lvl>
   </w:abstractNum>
-  <w:abstractNum w:abstractNumId="7" w15:restartNumberingAfterBreak="0">
+  <w:abstractNum w:abstractNumId="6" w15:restartNumberingAfterBreak="0">
     <w:nsid w:val="00000007"/>
     <w:multiLevelType w:val="singleLevel"/>
     <w:tmpl w:val="D0A62B40"/>
@@ -2630,7 +3159,7 @@
       </w:pPr>
     </w:lvl>
   </w:abstractNum>
-  <w:abstractNum w:abstractNumId="8" w15:restartNumberingAfterBreak="0">
+  <w:abstractNum w:abstractNumId="7" w15:restartNumberingAfterBreak="0">
     <w:nsid w:val="00000008"/>
     <w:multiLevelType w:val="singleLevel"/>
     <w:tmpl w:val="29761A62"/>
@@ -2651,7 +3180,7 @@
       </w:rPr>
     </w:lvl>
   </w:abstractNum>
-  <w:abstractNum w:abstractNumId="9" w15:restartNumberingAfterBreak="0">
+  <w:abstractNum w:abstractNumId="8" w15:restartNumberingAfterBreak="0">
     <w:nsid w:val="00000009"/>
     <w:multiLevelType w:val="hybridMultilevel"/>
     <w:tmpl w:val="0562848C"/>
@@ -2737,38 +3266,55 @@
       </w:pPr>
     </w:lvl>
   </w:abstractNum>
+  <w:abstractNum w:abstractNumId="9" w15:restartNumberingAfterBreak="0">
+    <w:nsid w:val="7E8F0037"/>
+    <w:multiLevelType w:val="singleLevel"/>
+    <w:tmpl w:val="C310EC42"/>
+    <w:lvl w:ilvl="0">
+      <w:start w:val="1"/>
+      <w:numFmt w:val="decimal"/>
+      <w:lvlText w:val="%1."/>
+      <w:lvlJc w:val="left"/>
+      <w:pPr>
+        <w:tabs>
+          <w:tab w:val="left" w:pos="1800"/>
+        </w:tabs>
+        <w:ind w:left="1800" w:hanging="360"/>
+      </w:pPr>
+    </w:lvl>
+  </w:abstractNum>
   <w:num w:numId="1" w16cid:durableId="585724554">
+    <w:abstractNumId w:val="7"/>
+  </w:num>
+  <w:num w:numId="2" w16cid:durableId="313996332">
+    <w:abstractNumId w:val="5"/>
+  </w:num>
+  <w:num w:numId="3" w16cid:durableId="266163844">
+    <w:abstractNumId w:val="4"/>
+  </w:num>
+  <w:num w:numId="4" w16cid:durableId="949706691">
+    <w:abstractNumId w:val="6"/>
+  </w:num>
+  <w:num w:numId="5" w16cid:durableId="627853876">
+    <w:abstractNumId w:val="2"/>
+  </w:num>
+  <w:num w:numId="6" w16cid:durableId="1735813456">
+    <w:abstractNumId w:val="1"/>
+  </w:num>
+  <w:num w:numId="7" w16cid:durableId="966861534">
+    <w:abstractNumId w:val="3"/>
+  </w:num>
+  <w:num w:numId="8" w16cid:durableId="346637565">
+    <w:abstractNumId w:val="0"/>
+  </w:num>
+  <w:num w:numId="9" w16cid:durableId="392896127">
+    <w:abstractNumId w:val="9"/>
+  </w:num>
+  <w:num w:numId="10" w16cid:durableId="1185166427">
     <w:abstractNumId w:val="8"/>
   </w:num>
-  <w:num w:numId="2" w16cid:durableId="313996332">
-    <w:abstractNumId w:val="6"/>
-  </w:num>
-  <w:num w:numId="3" w16cid:durableId="266163844">
-    <w:abstractNumId w:val="5"/>
-  </w:num>
-  <w:num w:numId="4" w16cid:durableId="949706691">
-    <w:abstractNumId w:val="7"/>
-  </w:num>
-  <w:num w:numId="5" w16cid:durableId="627853876">
-    <w:abstractNumId w:val="3"/>
-  </w:num>
-  <w:num w:numId="6" w16cid:durableId="1735813456">
-    <w:abstractNumId w:val="2"/>
-  </w:num>
-  <w:num w:numId="7" w16cid:durableId="966861534">
-    <w:abstractNumId w:val="4"/>
-  </w:num>
-  <w:num w:numId="8" w16cid:durableId="346637565">
-    <w:abstractNumId w:val="1"/>
-  </w:num>
-  <w:num w:numId="9" w16cid:durableId="392896127">
-    <w:abstractNumId w:val="0"/>
-  </w:num>
-  <w:num w:numId="10" w16cid:durableId="1185166427">
-    <w:abstractNumId w:val="9"/>
-  </w:num>
   <w:num w:numId="11" w16cid:durableId="1243026094">
-    <w:abstractNumId w:val="9"/>
+    <w:abstractNumId w:val="8"/>
   </w:num>
 </w:numbering>
 </file>

--- a/BIT4107 Logbook.docx
+++ b/BIT4107 Logbook.docx
@@ -55,7 +55,6 @@
       </w:r>
     </w:p>
     <w:p>
-      <w:proofErr w:type="spellStart"/>
       <w:r>
         <w:t>Progra</w:t>
       </w:r>
@@ -63,11 +62,7 @@
         <w:t>m</w:t>
       </w:r>
       <w:r>
-        <w:t>me</w:t>
-      </w:r>
-      <w:proofErr w:type="spellEnd"/>
-      <w:r>
-        <w:t xml:space="preserve">: </w:t>
+        <w:t xml:space="preserve">me: </w:t>
       </w:r>
       <w:r>
         <w:t>BSCIT</w:t>
@@ -1243,13 +1238,15 @@
         <w:t>Week 3: User Interface Design</w:t>
       </w:r>
     </w:p>
-    <w:p/>
-    <w:p/>
+    <w:p>
+      <w:r>
+        <w:t>I learned how to design and develop user interfaces using Figma and Flutter. I created wireframes, designed screens, and implemented navigation between pages. This helped me understand the importance of user experience, responsive design, and creating an attractive interface that is easy for students to use.</w:t>
+      </w:r>
+    </w:p>
     <w:p/>
     <w:p/>
     <w:p>
       <w:r>
-        <w:lastRenderedPageBreak/>
         <w:t>UI wireframes</w:t>
       </w:r>
     </w:p>
@@ -1743,6 +1740,9 @@
     </w:p>
     <w:p>
       <w:r>
+        <w:rPr>
+          <w:noProof/>
+        </w:rPr>
         <w:drawing>
           <wp:inline distT="0" distB="0" distL="0" distR="0" wp14:anchorId="550A5696" wp14:editId="5EA4A1ED">
             <wp:extent cx="1563624" cy="3474720"/>
@@ -2066,10 +2066,21 @@
         <w:br/>
       </w:r>
       <w:r>
+        <w:t>PERSONAL REFLECTION</w:t>
+      </w:r>
+    </w:p>
+    <w:p>
+      <w:r>
+        <w:lastRenderedPageBreak/>
+        <w:t>I learnt</w:t>
+      </w:r>
+      <w:r>
+        <w:t xml:space="preserve"> how to interact with the app/ how the user gets to interact with the app.</w:t>
+      </w:r>
+      <w:r>
         <w:br/>
       </w:r>
       <w:r>
-        <w:lastRenderedPageBreak/>
         <w:br/>
       </w:r>
     </w:p>
@@ -2245,7 +2256,21 @@
         <w:br/>
       </w:r>
       <w:r>
-        <w:br/>
+        <w:t>PERSONAL REFLECTION</w:t>
+      </w:r>
+    </w:p>
+    <w:p>
+      <w:r>
+        <w:t>I learned how to store and manage data locally using SQLite</w:t>
+      </w:r>
+      <w:r>
+        <w:t xml:space="preserve">, </w:t>
+      </w:r>
+      <w:r>
+        <w:t>which improved my understanding of CRUD operations (Create, Read, Update, and Delete)</w:t>
+      </w:r>
+      <w:r>
+        <w:t>.</w:t>
       </w:r>
     </w:p>
     <w:p>
@@ -2377,21 +2402,118 @@
       <w:r>
         <w:br/>
       </w:r>
+      <w:r>
+        <w:t>CODE</w:t>
+      </w:r>
+    </w:p>
+    <w:p>
+      <w:r>
+        <w:t>import 'dart:convert';</w:t>
+      </w:r>
+      <w:r>
+        <w:br/>
+        <w:t>import 'package:flutter/material.dart';</w:t>
+      </w:r>
+      <w:r>
+        <w:br/>
+        <w:t>import 'package:http/http.dart' as http;</w:t>
+      </w:r>
+      <w:r>
+        <w:br/>
+      </w:r>
+      <w:r>
+        <w:br/>
+        <w:t>// ── Model ─────────────────────────────────────────────────────────────────────</w:t>
+      </w:r>
+      <w:r>
+        <w:br/>
+        <w:t>class ApiUser {</w:t>
+      </w:r>
+      <w:r>
+        <w:br/>
+        <w:t xml:space="preserve">  final int    id;</w:t>
+      </w:r>
+      <w:r>
+        <w:br/>
+        <w:t xml:space="preserve">  final String name;</w:t>
+      </w:r>
+      <w:r>
+        <w:br/>
+        <w:t xml:space="preserve">  final String email;</w:t>
+      </w:r>
+      <w:r>
+        <w:br/>
+        <w:t xml:space="preserve">  final String phone;</w:t>
+      </w:r>
+      <w:r>
+        <w:br/>
+        <w:t xml:space="preserve">  final String website;</w:t>
+      </w:r>
+      <w:r>
+        <w:br/>
+        <w:t xml:space="preserve">  final String company;</w:t>
+      </w:r>
+      <w:r>
+        <w:br/>
+        <w:t xml:space="preserve">  final String city;</w:t>
+      </w:r>
+      <w:r>
+        <w:br/>
+      </w:r>
+      <w:r>
+        <w:br/>
+        <w:t xml:space="preserve">  const ApiUser({</w:t>
+      </w:r>
+      <w:r>
+        <w:br/>
+        <w:t xml:space="preserve">    required this.id,</w:t>
+      </w:r>
+      <w:r>
+        <w:br/>
+        <w:t xml:space="preserve">    required this.name,</w:t>
+      </w:r>
+      <w:r>
+        <w:br/>
+        <w:t xml:space="preserve">    required this.email,</w:t>
+      </w:r>
+      <w:r>
+        <w:br/>
+      </w:r>
+      <w:r>
+        <w:lastRenderedPageBreak/>
+        <w:t xml:space="preserve">    required this.phone,</w:t>
+      </w:r>
+      <w:r>
+        <w:br/>
+        <w:t xml:space="preserve">    required this.website,</w:t>
+      </w:r>
+      <w:r>
+        <w:br/>
+        <w:t xml:space="preserve">    required this.company,</w:t>
+      </w:r>
+      <w:r>
+        <w:br/>
+        <w:t xml:space="preserve">    required this.city,</w:t>
+      </w:r>
+      <w:r>
+        <w:br/>
+        <w:t xml:space="preserve">  });</w:t>
+      </w:r>
     </w:p>
     <w:p/>
     <w:p>
       <w:r>
-        <w:br/>
-      </w:r>
-      <w:r>
-        <w:br/>
-      </w:r>
-      <w:r>
-        <w:br/>
+        <w:t>PERSONAL REFLECTION</w:t>
       </w:r>
     </w:p>
     <w:p>
       <w:r>
+        <w:t>I learned how mobile applications communicate with online services through APIs. I explored making network requests, handling JSON data, and displaying information within the app</w:t>
+      </w:r>
+      <w:r>
+        <w:t>.</w:t>
+      </w:r>
+      <w:r>
         <w:br/>
       </w:r>
       <w:r>
@@ -2422,7 +2544,6 @@
         <w:br/>
       </w:r>
       <w:r>
-        <w:lastRenderedPageBreak/>
         <w:br/>
       </w:r>
     </w:p>

--- a/BIT4107 Logbook.docx
+++ b/BIT4107 Logbook.docx
@@ -55,6 +55,7 @@
       </w:r>
     </w:p>
     <w:p>
+      <w:proofErr w:type="spellStart"/>
       <w:r>
         <w:t>Progra</w:t>
       </w:r>
@@ -62,7 +63,11 @@
         <w:t>m</w:t>
       </w:r>
       <w:r>
-        <w:t xml:space="preserve">me: </w:t>
+        <w:t>me</w:t>
+      </w:r>
+      <w:proofErr w:type="spellEnd"/>
+      <w:r>
+        <w:t xml:space="preserve">: </w:t>
       </w:r>
       <w:r>
         <w:t>BSCIT</w:t>
@@ -589,13 +594,6 @@
       </w:r>
     </w:p>
     <w:p>
-      <w:r>
-        <w:br/>
-        <w:t xml:space="preserve">not more than 50 words </w:t>
-      </w:r>
-      <w:r>
-        <w:br/>
-      </w:r>
       <w:r>
         <w:br/>
       </w:r>
@@ -2408,15 +2406,55 @@
     </w:p>
     <w:p>
       <w:r>
-        <w:t>import 'dart:convert';</w:t>
+        <w:t>import '</w:t>
+      </w:r>
+      <w:proofErr w:type="spellStart"/>
+      <w:r>
+        <w:t>dart:convert</w:t>
+      </w:r>
+      <w:proofErr w:type="spellEnd"/>
+      <w:r>
+        <w:t>';</w:t>
       </w:r>
       <w:r>
         <w:br/>
-        <w:t>import 'package:flutter/material.dart';</w:t>
+        <w:t>import '</w:t>
+      </w:r>
+      <w:proofErr w:type="spellStart"/>
+      <w:r>
+        <w:t>package:flutter</w:t>
+      </w:r>
+      <w:proofErr w:type="spellEnd"/>
+      <w:r>
+        <w:t>/</w:t>
+      </w:r>
+      <w:proofErr w:type="spellStart"/>
+      <w:r>
+        <w:t>material.dart</w:t>
+      </w:r>
+      <w:proofErr w:type="spellEnd"/>
+      <w:r>
+        <w:t>';</w:t>
       </w:r>
       <w:r>
         <w:br/>
-        <w:t>import 'package:http/http.dart' as http;</w:t>
+        <w:t>import '</w:t>
+      </w:r>
+      <w:proofErr w:type="spellStart"/>
+      <w:r>
+        <w:t>package:http</w:t>
+      </w:r>
+      <w:proofErr w:type="spellEnd"/>
+      <w:r>
+        <w:t>/</w:t>
+      </w:r>
+      <w:proofErr w:type="spellStart"/>
+      <w:r>
+        <w:t>http.dart</w:t>
+      </w:r>
+      <w:proofErr w:type="spellEnd"/>
+      <w:r>
+        <w:t>' as http;</w:t>
       </w:r>
       <w:r>
         <w:br/>
@@ -2427,7 +2465,15 @@
       </w:r>
       <w:r>
         <w:br/>
-        <w:t>class ApiUser {</w:t>
+        <w:t xml:space="preserve">class </w:t>
+      </w:r>
+      <w:proofErr w:type="spellStart"/>
+      <w:r>
+        <w:t>ApiUser</w:t>
+      </w:r>
+      <w:proofErr w:type="spellEnd"/>
+      <w:r>
+        <w:t xml:space="preserve"> {</w:t>
       </w:r>
       <w:r>
         <w:br/>
@@ -2462,7 +2508,15 @@
       </w:r>
       <w:r>
         <w:br/>
-        <w:t xml:space="preserve">  const ApiUser({</w:t>
+        <w:t xml:space="preserve">  const </w:t>
+      </w:r>
+      <w:proofErr w:type="spellStart"/>
+      <w:r>
+        <w:t>ApiUser</w:t>
+      </w:r>
+      <w:proofErr w:type="spellEnd"/>
+      <w:r>
+        <w:t>({</w:t>
       </w:r>
       <w:r>
         <w:br/>
@@ -2474,26 +2528,66 @@
       </w:r>
       <w:r>
         <w:br/>
-        <w:t xml:space="preserve">    required this.email,</w:t>
+        <w:t xml:space="preserve">    required </w:t>
+      </w:r>
+      <w:proofErr w:type="spellStart"/>
+      <w:r>
+        <w:t>this.email</w:t>
+      </w:r>
+      <w:proofErr w:type="spellEnd"/>
+      <w:r>
+        <w:t>,</w:t>
       </w:r>
       <w:r>
         <w:br/>
       </w:r>
       <w:r>
         <w:lastRenderedPageBreak/>
-        <w:t xml:space="preserve">    required this.phone,</w:t>
+        <w:t xml:space="preserve">    required </w:t>
+      </w:r>
+      <w:proofErr w:type="spellStart"/>
+      <w:r>
+        <w:t>this.phone</w:t>
+      </w:r>
+      <w:proofErr w:type="spellEnd"/>
+      <w:r>
+        <w:t>,</w:t>
       </w:r>
       <w:r>
         <w:br/>
-        <w:t xml:space="preserve">    required this.website,</w:t>
+        <w:t xml:space="preserve">    required </w:t>
+      </w:r>
+      <w:proofErr w:type="spellStart"/>
+      <w:r>
+        <w:t>this.website</w:t>
+      </w:r>
+      <w:proofErr w:type="spellEnd"/>
+      <w:r>
+        <w:t>,</w:t>
       </w:r>
       <w:r>
         <w:br/>
-        <w:t xml:space="preserve">    required this.company,</w:t>
+        <w:t xml:space="preserve">    required </w:t>
+      </w:r>
+      <w:proofErr w:type="spellStart"/>
+      <w:r>
+        <w:t>this.company</w:t>
+      </w:r>
+      <w:proofErr w:type="spellEnd"/>
+      <w:r>
+        <w:t>,</w:t>
       </w:r>
       <w:r>
         <w:br/>
-        <w:t xml:space="preserve">    required this.city,</w:t>
+        <w:t xml:space="preserve">    required </w:t>
+      </w:r>
+      <w:proofErr w:type="spellStart"/>
+      <w:r>
+        <w:t>this.city</w:t>
+      </w:r>
+      <w:proofErr w:type="spellEnd"/>
+      <w:r>
+        <w:t>,</w:t>
       </w:r>
       <w:r>
         <w:br/>
@@ -2562,22 +2656,168 @@
       </w:r>
     </w:p>
     <w:p>
-      <w:pPr>
-        <w:pStyle w:val="Heading2"/>
-      </w:pPr>
-      <w:r>
-        <w:t>Same as week 1</w:t>
+      <w:r>
+        <w:t>TABLE: users</w:t>
+      </w:r>
+    </w:p>
+    <w:tbl>
+      <w:tblPr>
+        <w:tblStyle w:val="TableGrid"/>
+        <w:tblW w:w="0" w:type="auto"/>
+        <w:tblLook w:val="04A0" w:firstRow="1" w:lastRow="0" w:firstColumn="1" w:lastColumn="0" w:noHBand="0" w:noVBand="1"/>
+      </w:tblPr>
+      <w:tblGrid>
+        <w:gridCol w:w="4428"/>
+        <w:gridCol w:w="4428"/>
+      </w:tblGrid>
+      <w:tr>
+        <w:tc>
+          <w:tcPr>
+            <w:tcW w:w="4428" w:type="dxa"/>
+          </w:tcPr>
+          <w:p>
+            <w:r>
+              <w:t>ID</w:t>
+            </w:r>
+          </w:p>
+        </w:tc>
+        <w:tc>
+          <w:tcPr>
+            <w:tcW w:w="4428" w:type="dxa"/>
+          </w:tcPr>
+          <w:p>
+            <w:r>
+              <w:t>Integer</w:t>
+            </w:r>
+          </w:p>
+        </w:tc>
+      </w:tr>
+      <w:tr>
+        <w:tc>
+          <w:tcPr>
+            <w:tcW w:w="4428" w:type="dxa"/>
+          </w:tcPr>
+          <w:p>
+            <w:r>
+              <w:t>Name</w:t>
+            </w:r>
+          </w:p>
+        </w:tc>
+        <w:tc>
+          <w:tcPr>
+            <w:tcW w:w="4428" w:type="dxa"/>
+          </w:tcPr>
+          <w:p>
+            <w:r>
+              <w:t>Text</w:t>
+            </w:r>
+          </w:p>
+        </w:tc>
+      </w:tr>
+      <w:tr>
+        <w:tc>
+          <w:tcPr>
+            <w:tcW w:w="4428" w:type="dxa"/>
+          </w:tcPr>
+          <w:p>
+            <w:r>
+              <w:t>Email</w:t>
+            </w:r>
+          </w:p>
+        </w:tc>
+        <w:tc>
+          <w:tcPr>
+            <w:tcW w:w="4428" w:type="dxa"/>
+          </w:tcPr>
+          <w:p>
+            <w:r>
+              <w:t>Text</w:t>
+            </w:r>
+          </w:p>
+        </w:tc>
+      </w:tr>
+      <w:tr>
+        <w:tc>
+          <w:tcPr>
+            <w:tcW w:w="4428" w:type="dxa"/>
+          </w:tcPr>
+          <w:p>
+            <w:r>
+              <w:t>Password</w:t>
+            </w:r>
+          </w:p>
+        </w:tc>
+        <w:tc>
+          <w:tcPr>
+            <w:tcW w:w="4428" w:type="dxa"/>
+          </w:tcPr>
+          <w:p>
+            <w:r>
+              <w:t>Text</w:t>
+            </w:r>
+          </w:p>
+        </w:tc>
+      </w:tr>
+      <w:tr>
+        <w:tc>
+          <w:tcPr>
+            <w:tcW w:w="4428" w:type="dxa"/>
+          </w:tcPr>
+          <w:p>
+            <w:r>
+              <w:t>level</w:t>
+            </w:r>
+          </w:p>
+        </w:tc>
+        <w:tc>
+          <w:tcPr>
+            <w:tcW w:w="4428" w:type="dxa"/>
+          </w:tcPr>
+          <w:p>
+            <w:r>
+              <w:t>Integer</w:t>
+            </w:r>
+          </w:p>
+        </w:tc>
+      </w:tr>
+      <w:tr>
+        <w:tc>
+          <w:tcPr>
+            <w:tcW w:w="4428" w:type="dxa"/>
+          </w:tcPr>
+          <w:p>
+            <w:r>
+              <w:t>Created at</w:t>
+            </w:r>
+          </w:p>
+        </w:tc>
+        <w:tc>
+          <w:tcPr>
+            <w:tcW w:w="4428" w:type="dxa"/>
+          </w:tcPr>
+          <w:p>
+            <w:r>
+              <w:t>Text</w:t>
+            </w:r>
+          </w:p>
+        </w:tc>
+      </w:tr>
+    </w:tbl>
+    <w:p>
+      <w:r>
+        <w:br/>
+      </w:r>
+      <w:r>
+        <w:br/>
+      </w:r>
+      <w:r>
+        <w:t>Primary key – ID</w:t>
       </w:r>
     </w:p>
     <w:p>
       <w:r>
-        <w:br/>
-      </w:r>
-      <w:r>
-        <w:br/>
-      </w:r>
-    </w:p>
-    <w:p>
+        <w:t>Unique key - Email</w:t>
+      </w:r>
       <w:r>
         <w:br/>
       </w:r>

--- a/BIT4107 Logbook.docx
+++ b/BIT4107 Logbook.docx
@@ -55,7 +55,6 @@
       </w:r>
     </w:p>
     <w:p>
-      <w:proofErr w:type="spellStart"/>
       <w:r>
         <w:t>Progra</w:t>
       </w:r>
@@ -63,11 +62,7 @@
         <w:t>m</w:t>
       </w:r>
       <w:r>
-        <w:t>me</w:t>
-      </w:r>
-      <w:proofErr w:type="spellEnd"/>
-      <w:r>
-        <w:t xml:space="preserve">: </w:t>
+        <w:t xml:space="preserve">me: </w:t>
       </w:r>
       <w:r>
         <w:t>BSCIT</w:t>
@@ -2406,55 +2401,15 @@
     </w:p>
     <w:p>
       <w:r>
-        <w:t>import '</w:t>
-      </w:r>
-      <w:proofErr w:type="spellStart"/>
-      <w:r>
-        <w:t>dart:convert</w:t>
-      </w:r>
-      <w:proofErr w:type="spellEnd"/>
-      <w:r>
-        <w:t>';</w:t>
+        <w:t>import 'dart:convert';</w:t>
       </w:r>
       <w:r>
         <w:br/>
-        <w:t>import '</w:t>
-      </w:r>
-      <w:proofErr w:type="spellStart"/>
-      <w:r>
-        <w:t>package:flutter</w:t>
-      </w:r>
-      <w:proofErr w:type="spellEnd"/>
-      <w:r>
-        <w:t>/</w:t>
-      </w:r>
-      <w:proofErr w:type="spellStart"/>
-      <w:r>
-        <w:t>material.dart</w:t>
-      </w:r>
-      <w:proofErr w:type="spellEnd"/>
-      <w:r>
-        <w:t>';</w:t>
+        <w:t>import 'package:flutter/material.dart';</w:t>
       </w:r>
       <w:r>
         <w:br/>
-        <w:t>import '</w:t>
-      </w:r>
-      <w:proofErr w:type="spellStart"/>
-      <w:r>
-        <w:t>package:http</w:t>
-      </w:r>
-      <w:proofErr w:type="spellEnd"/>
-      <w:r>
-        <w:t>/</w:t>
-      </w:r>
-      <w:proofErr w:type="spellStart"/>
-      <w:r>
-        <w:t>http.dart</w:t>
-      </w:r>
-      <w:proofErr w:type="spellEnd"/>
-      <w:r>
-        <w:t>' as http;</w:t>
+        <w:t>import 'package:http/http.dart' as http;</w:t>
       </w:r>
       <w:r>
         <w:br/>
@@ -2465,15 +2420,7 @@
       </w:r>
       <w:r>
         <w:br/>
-        <w:t xml:space="preserve">class </w:t>
-      </w:r>
-      <w:proofErr w:type="spellStart"/>
-      <w:r>
-        <w:t>ApiUser</w:t>
-      </w:r>
-      <w:proofErr w:type="spellEnd"/>
-      <w:r>
-        <w:t xml:space="preserve"> {</w:t>
+        <w:t>class ApiUser {</w:t>
       </w:r>
       <w:r>
         <w:br/>
@@ -2508,15 +2455,7 @@
       </w:r>
       <w:r>
         <w:br/>
-        <w:t xml:space="preserve">  const </w:t>
-      </w:r>
-      <w:proofErr w:type="spellStart"/>
-      <w:r>
-        <w:t>ApiUser</w:t>
-      </w:r>
-      <w:proofErr w:type="spellEnd"/>
-      <w:r>
-        <w:t>({</w:t>
+        <w:t xml:space="preserve">  const ApiUser({</w:t>
       </w:r>
       <w:r>
         <w:br/>
@@ -2528,66 +2467,26 @@
       </w:r>
       <w:r>
         <w:br/>
-        <w:t xml:space="preserve">    required </w:t>
-      </w:r>
-      <w:proofErr w:type="spellStart"/>
-      <w:r>
-        <w:t>this.email</w:t>
-      </w:r>
-      <w:proofErr w:type="spellEnd"/>
-      <w:r>
-        <w:t>,</w:t>
+        <w:t xml:space="preserve">    required this.email,</w:t>
       </w:r>
       <w:r>
         <w:br/>
       </w:r>
       <w:r>
         <w:lastRenderedPageBreak/>
-        <w:t xml:space="preserve">    required </w:t>
-      </w:r>
-      <w:proofErr w:type="spellStart"/>
-      <w:r>
-        <w:t>this.phone</w:t>
-      </w:r>
-      <w:proofErr w:type="spellEnd"/>
-      <w:r>
-        <w:t>,</w:t>
+        <w:t xml:space="preserve">    required this.phone,</w:t>
       </w:r>
       <w:r>
         <w:br/>
-        <w:t xml:space="preserve">    required </w:t>
-      </w:r>
-      <w:proofErr w:type="spellStart"/>
-      <w:r>
-        <w:t>this.website</w:t>
-      </w:r>
-      <w:proofErr w:type="spellEnd"/>
-      <w:r>
-        <w:t>,</w:t>
+        <w:t xml:space="preserve">    required this.website,</w:t>
       </w:r>
       <w:r>
         <w:br/>
-        <w:t xml:space="preserve">    required </w:t>
-      </w:r>
-      <w:proofErr w:type="spellStart"/>
-      <w:r>
-        <w:t>this.company</w:t>
-      </w:r>
-      <w:proofErr w:type="spellEnd"/>
-      <w:r>
-        <w:t>,</w:t>
+        <w:t xml:space="preserve">    required this.company,</w:t>
       </w:r>
       <w:r>
         <w:br/>
-        <w:t xml:space="preserve">    required </w:t>
-      </w:r>
-      <w:proofErr w:type="spellStart"/>
-      <w:r>
-        <w:t>this.city</w:t>
-      </w:r>
-      <w:proofErr w:type="spellEnd"/>
-      <w:r>
-        <w:t>,</w:t>
+        <w:t xml:space="preserve">    required this.city,</w:t>
       </w:r>
       <w:r>
         <w:br/>
@@ -2816,7 +2715,105 @@
     </w:p>
     <w:p>
       <w:r>
-        <w:t>Unique key - Email</w:t>
+        <w:t xml:space="preserve">Unique key </w:t>
+      </w:r>
+      <w:r>
+        <w:t>–</w:t>
+      </w:r>
+      <w:r>
+        <w:t xml:space="preserve"> Email</w:t>
+      </w:r>
+    </w:p>
+    <w:p>
+      <w:r>
+        <w:drawing>
+          <wp:inline distT="0" distB="0" distL="0" distR="0" wp14:anchorId="55E00BF8" wp14:editId="0F3803AF">
+            <wp:extent cx="1719072" cy="3456432"/>
+            <wp:effectExtent l="0" t="0" r="0" b="0"/>
+            <wp:docPr id="1296689633" name="Picture 1"/>
+            <wp:cNvGraphicFramePr>
+              <a:graphicFrameLocks xmlns:a="http://schemas.openxmlformats.org/drawingml/2006/main" noChangeAspect="1"/>
+            </wp:cNvGraphicFramePr>
+            <a:graphic xmlns:a="http://schemas.openxmlformats.org/drawingml/2006/main">
+              <a:graphicData uri="http://schemas.openxmlformats.org/drawingml/2006/picture">
+                <pic:pic xmlns:pic="http://schemas.openxmlformats.org/drawingml/2006/picture">
+                  <pic:nvPicPr>
+                    <pic:cNvPr id="1296689633" name=""/>
+                    <pic:cNvPicPr/>
+                  </pic:nvPicPr>
+                  <pic:blipFill>
+                    <a:blip r:embed="rId28"/>
+                    <a:stretch>
+                      <a:fillRect/>
+                    </a:stretch>
+                  </pic:blipFill>
+                  <pic:spPr>
+                    <a:xfrm>
+                      <a:off x="0" y="0"/>
+                      <a:ext cx="1719072" cy="3456432"/>
+                    </a:xfrm>
+                    <a:prstGeom prst="rect">
+                      <a:avLst/>
+                    </a:prstGeom>
+                  </pic:spPr>
+                </pic:pic>
+              </a:graphicData>
+            </a:graphic>
+          </wp:inline>
+        </w:drawing>
+      </w:r>
+      <w:r>
+        <w:rPr>
+          <w:rFonts w:asciiTheme="minorHAnsi" w:hAnsiTheme="minorHAnsi" w:cstheme="minorBidi"/>
+        </w:rPr>
+        <w:drawing>
+          <wp:inline distT="0" distB="0" distL="0" distR="0" wp14:anchorId="64B0D419" wp14:editId="6EC5A563">
+            <wp:extent cx="1655064" cy="3383280"/>
+            <wp:effectExtent l="0" t="0" r="2540" b="7620"/>
+            <wp:docPr id="41070902" name="Picture 2"/>
+            <wp:cNvGraphicFramePr>
+              <a:graphicFrameLocks xmlns:a="http://schemas.openxmlformats.org/drawingml/2006/main" noChangeAspect="1"/>
+            </wp:cNvGraphicFramePr>
+            <a:graphic xmlns:a="http://schemas.openxmlformats.org/drawingml/2006/main">
+              <a:graphicData uri="http://schemas.openxmlformats.org/drawingml/2006/picture">
+                <pic:pic xmlns:pic="http://schemas.openxmlformats.org/drawingml/2006/picture">
+                  <pic:nvPicPr>
+                    <pic:cNvPr id="0" name="Picture 6"/>
+                    <pic:cNvPicPr>
+                      <a:picLocks noChangeAspect="1" noChangeArrowheads="1"/>
+                    </pic:cNvPicPr>
+                  </pic:nvPicPr>
+                  <pic:blipFill>
+                    <a:blip r:embed="rId29">
+                      <a:extLst>
+                        <a:ext uri="{28A0092B-C50C-407E-A947-70E740481C1C}">
+                          <a14:useLocalDpi xmlns:a14="http://schemas.microsoft.com/office/drawing/2010/main" val="0"/>
+                        </a:ext>
+                      </a:extLst>
+                    </a:blip>
+                    <a:srcRect/>
+                    <a:stretch>
+                      <a:fillRect/>
+                    </a:stretch>
+                  </pic:blipFill>
+                  <pic:spPr bwMode="auto">
+                    <a:xfrm>
+                      <a:off x="0" y="0"/>
+                      <a:ext cx="1655064" cy="3383280"/>
+                    </a:xfrm>
+                    <a:prstGeom prst="rect">
+                      <a:avLst/>
+                    </a:prstGeom>
+                    <a:noFill/>
+                    <a:ln>
+                      <a:noFill/>
+                    </a:ln>
+                  </pic:spPr>
+                </pic:pic>
+              </a:graphicData>
+            </a:graphic>
+          </wp:inline>
+        </w:drawing>
       </w:r>
       <w:r>
         <w:br/>
@@ -4277,6 +4274,7 @@
   <w:style w:type="character" w:default="1" w:styleId="DefaultParagraphFont">
     <w:name w:val="Default Paragraph Font"/>
     <w:uiPriority w:val="1"/>
+    <w:semiHidden/>
     <w:unhideWhenUsed/>
   </w:style>
   <w:style w:type="table" w:default="1" w:styleId="TableNormal">

--- a/BIT4107 Logbook.docx
+++ b/BIT4107 Logbook.docx
@@ -2493,7 +2493,45 @@
         <w:t xml:space="preserve">  });</w:t>
       </w:r>
     </w:p>
-    <w:p/>
+    <w:p>
+      <w:r>
+        <w:drawing>
+          <wp:inline distT="0" distB="0" distL="0" distR="0" wp14:anchorId="0F5EB162" wp14:editId="45381749">
+            <wp:extent cx="5486400" cy="2314575"/>
+            <wp:effectExtent l="0" t="0" r="0" b="9525"/>
+            <wp:docPr id="906804941" name="Picture 1"/>
+            <wp:cNvGraphicFramePr>
+              <a:graphicFrameLocks xmlns:a="http://schemas.openxmlformats.org/drawingml/2006/main" noChangeAspect="1"/>
+            </wp:cNvGraphicFramePr>
+            <a:graphic xmlns:a="http://schemas.openxmlformats.org/drawingml/2006/main">
+              <a:graphicData uri="http://schemas.openxmlformats.org/drawingml/2006/picture">
+                <pic:pic xmlns:pic="http://schemas.openxmlformats.org/drawingml/2006/picture">
+                  <pic:nvPicPr>
+                    <pic:cNvPr id="906804941" name=""/>
+                    <pic:cNvPicPr/>
+                  </pic:nvPicPr>
+                  <pic:blipFill>
+                    <a:blip r:embed="rId28"/>
+                    <a:stretch>
+                      <a:fillRect/>
+                    </a:stretch>
+                  </pic:blipFill>
+                  <pic:spPr>
+                    <a:xfrm>
+                      <a:off x="0" y="0"/>
+                      <a:ext cx="5486400" cy="2314575"/>
+                    </a:xfrm>
+                    <a:prstGeom prst="rect">
+                      <a:avLst/>
+                    </a:prstGeom>
+                  </pic:spPr>
+                </pic:pic>
+              </a:graphicData>
+            </a:graphic>
+          </wp:inline>
+        </w:drawing>
+      </w:r>
+    </w:p>
     <w:p>
       <w:r>
         <w:t>PERSONAL REFLECTION</w:t>
@@ -2554,6 +2592,8 @@
         <w:t>Week 7: Application Architecture</w:t>
       </w:r>
     </w:p>
+    <w:p/>
+    <w:p/>
     <w:p>
       <w:r>
         <w:t>TABLE: users</w:t>
@@ -2707,25 +2747,126 @@
         <w:br/>
       </w:r>
       <w:r>
+        <w:t>Primary key – ID</w:t>
+      </w:r>
+    </w:p>
+    <w:p>
+      <w:r>
+        <w:t xml:space="preserve">Unique key </w:t>
+      </w:r>
+      <w:r>
+        <w:t>–</w:t>
+      </w:r>
+      <w:r>
+        <w:t xml:space="preserve"> Email</w:t>
+      </w:r>
+    </w:p>
+    <w:p/>
+    <w:p>
+      <w:r>
+        <w:t>CREATE TABLE courses (</w:t>
+      </w:r>
+      <w:r>
         <w:br/>
-      </w:r>
-      <w:r>
-        <w:t>Primary key – ID</w:t>
-      </w:r>
-    </w:p>
-    <w:p>
-      <w:r>
-        <w:t xml:space="preserve">Unique key </w:t>
-      </w:r>
-      <w:r>
-        <w:t>–</w:t>
-      </w:r>
-      <w:r>
-        <w:t xml:space="preserve"> Email</w:t>
-      </w:r>
-    </w:p>
-    <w:p>
-      <w:r>
+        <w:t xml:space="preserve">  id        TEXT PRIMARY KEY,</w:t>
+      </w:r>
+      <w:r>
+        <w:br/>
+        <w:t xml:space="preserve">  title     TEXT NOT NULL,</w:t>
+      </w:r>
+      <w:r>
+        <w:br/>
+        <w:t xml:space="preserve">  subtitle  TEXT NOT NULL,</w:t>
+      </w:r>
+      <w:r>
+        <w:br/>
+        <w:t xml:space="preserve">  progress  REAL DEFAULT 0,</w:t>
+      </w:r>
+      <w:r>
+        <w:br/>
+        <w:t xml:space="preserve">  icon_code INTEGER NOT NULL</w:t>
+      </w:r>
+    </w:p>
+    <w:p/>
+    <w:p>
+      <w:r>
+        <w:t>CREATE TABLE lessons (</w:t>
+      </w:r>
+      <w:r>
+        <w:br/>
+        <w:t xml:space="preserve">  id           TEXT PRIMARY KEY,</w:t>
+      </w:r>
+      <w:r>
+        <w:br/>
+        <w:t xml:space="preserve">  course_id    TEXT NOT NULL,</w:t>
+      </w:r>
+      <w:r>
+        <w:br/>
+        <w:t xml:space="preserve">  title        TEXT NOT NULL,</w:t>
+      </w:r>
+      <w:r>
+        <w:br/>
+        <w:t xml:space="preserve">  content      TEXT NOT NULL,</w:t>
+      </w:r>
+      <w:r>
+        <w:br/>
+        <w:t xml:space="preserve">  ai_summary   TEXT NOT NULL,</w:t>
+      </w:r>
+      <w:r>
+        <w:br/>
+        <w:t xml:space="preserve">  read_minutes INTEGER NOT NULL,</w:t>
+      </w:r>
+      <w:r>
+        <w:br/>
+        <w:t xml:space="preserve">  progress     REAL DEFAULT 0</w:t>
+      </w:r>
+    </w:p>
+    <w:p/>
+    <w:p>
+      <w:r>
+        <w:t>CREATE TABLE quiz_attempts (</w:t>
+      </w:r>
+      <w:r>
+        <w:br/>
+        <w:t xml:space="preserve">  id           INTEGER PRIMARY KEY AUTOINCREMENT,</w:t>
+      </w:r>
+      <w:r>
+        <w:br/>
+        <w:t xml:space="preserve">  lesson_id    TEXT NOT NULL,</w:t>
+      </w:r>
+      <w:r>
+        <w:br/>
+        <w:t xml:space="preserve">  user_email   TEXT NOT NULL,</w:t>
+      </w:r>
+      <w:r>
+        <w:br/>
+        <w:t xml:space="preserve">  score        INTEGER NOT NULL,</w:t>
+      </w:r>
+      <w:r>
+        <w:br/>
+        <w:t xml:space="preserve">  attempted_at TEXT NOT NULL</w:t>
+      </w:r>
+    </w:p>
+    <w:p/>
+    <w:p>
+      <w:r>
+        <w:t>CREATE TABLE user_progress (</w:t>
+      </w:r>
+      <w:r>
+        <w:br/>
+        <w:t xml:space="preserve">  key   TEXT PRIMARY KEY,</w:t>
+      </w:r>
+      <w:r>
+        <w:br/>
+        <w:t xml:space="preserve">  value TEXT NOT NULL</w:t>
+      </w:r>
+    </w:p>
+    <w:p/>
+    <w:p>
+      <w:r>
+        <w:rPr>
+          <w:noProof/>
+        </w:rPr>
         <w:drawing>
           <wp:inline distT="0" distB="0" distL="0" distR="0" wp14:anchorId="55E00BF8" wp14:editId="0F3803AF">
             <wp:extent cx="1719072" cy="3456432"/>
@@ -2742,7 +2883,7 @@
                     <pic:cNvPicPr/>
                   </pic:nvPicPr>
                   <pic:blipFill>
-                    <a:blip r:embed="rId28"/>
+                    <a:blip r:embed="rId29"/>
                     <a:stretch>
                       <a:fillRect/>
                     </a:stretch>
@@ -2764,13 +2905,13 @@
       </w:r>
       <w:r>
         <w:rPr>
-          <w:rFonts w:asciiTheme="minorHAnsi" w:hAnsiTheme="minorHAnsi" w:cstheme="minorBidi"/>
+          <w:noProof/>
         </w:rPr>
         <w:drawing>
-          <wp:inline distT="0" distB="0" distL="0" distR="0" wp14:anchorId="64B0D419" wp14:editId="6EC5A563">
-            <wp:extent cx="1655064" cy="3383280"/>
-            <wp:effectExtent l="0" t="0" r="2540" b="7620"/>
-            <wp:docPr id="41070902" name="Picture 2"/>
+          <wp:inline distT="0" distB="0" distL="0" distR="0" wp14:anchorId="679DDE64" wp14:editId="61D2E875">
+            <wp:extent cx="1719072" cy="3127248"/>
+            <wp:effectExtent l="0" t="0" r="0" b="0"/>
+            <wp:docPr id="2046259065" name="Picture 5"/>
             <wp:cNvGraphicFramePr>
               <a:graphicFrameLocks xmlns:a="http://schemas.openxmlformats.org/drawingml/2006/main" noChangeAspect="1"/>
             </wp:cNvGraphicFramePr>
@@ -2778,13 +2919,13 @@
               <a:graphicData uri="http://schemas.openxmlformats.org/drawingml/2006/picture">
                 <pic:pic xmlns:pic="http://schemas.openxmlformats.org/drawingml/2006/picture">
                   <pic:nvPicPr>
-                    <pic:cNvPr id="0" name="Picture 6"/>
+                    <pic:cNvPr id="0" name="Picture 10"/>
                     <pic:cNvPicPr>
                       <a:picLocks noChangeAspect="1" noChangeArrowheads="1"/>
                     </pic:cNvPicPr>
                   </pic:nvPicPr>
                   <pic:blipFill>
-                    <a:blip r:embed="rId29">
+                    <a:blip r:embed="rId30">
                       <a:extLst>
                         <a:ext uri="{28A0092B-C50C-407E-A947-70E740481C1C}">
                           <a14:useLocalDpi xmlns:a14="http://schemas.microsoft.com/office/drawing/2010/main" val="0"/>
@@ -2799,7 +2940,7 @@
                   <pic:spPr bwMode="auto">
                     <a:xfrm>
                       <a:off x="0" y="0"/>
-                      <a:ext cx="1655064" cy="3383280"/>
+                      <a:ext cx="1719072" cy="3127248"/>
                     </a:xfrm>
                     <a:prstGeom prst="rect">
                       <a:avLst/>
@@ -2816,12 +2957,128 @@
         </w:drawing>
       </w:r>
       <w:r>
+        <w:rPr>
+          <w:noProof/>
+        </w:rPr>
+        <w:drawing>
+          <wp:inline distT="0" distB="0" distL="0" distR="0" wp14:anchorId="2E698E3A" wp14:editId="732CCC35">
+            <wp:extent cx="1591056" cy="3108960"/>
+            <wp:effectExtent l="0" t="0" r="9525" b="0"/>
+            <wp:docPr id="248701501" name="Picture 4"/>
+            <wp:cNvGraphicFramePr>
+              <a:graphicFrameLocks xmlns:a="http://schemas.openxmlformats.org/drawingml/2006/main" noChangeAspect="1"/>
+            </wp:cNvGraphicFramePr>
+            <a:graphic xmlns:a="http://schemas.openxmlformats.org/drawingml/2006/main">
+              <a:graphicData uri="http://schemas.openxmlformats.org/drawingml/2006/picture">
+                <pic:pic xmlns:pic="http://schemas.openxmlformats.org/drawingml/2006/picture">
+                  <pic:nvPicPr>
+                    <pic:cNvPr id="0" name="Picture 9"/>
+                    <pic:cNvPicPr>
+                      <a:picLocks noChangeAspect="1" noChangeArrowheads="1"/>
+                    </pic:cNvPicPr>
+                  </pic:nvPicPr>
+                  <pic:blipFill>
+                    <a:blip r:embed="rId31">
+                      <a:extLst>
+                        <a:ext uri="{28A0092B-C50C-407E-A947-70E740481C1C}">
+                          <a14:useLocalDpi xmlns:a14="http://schemas.microsoft.com/office/drawing/2010/main" val="0"/>
+                        </a:ext>
+                      </a:extLst>
+                    </a:blip>
+                    <a:srcRect/>
+                    <a:stretch>
+                      <a:fillRect/>
+                    </a:stretch>
+                  </pic:blipFill>
+                  <pic:spPr bwMode="auto">
+                    <a:xfrm>
+                      <a:off x="0" y="0"/>
+                      <a:ext cx="1591056" cy="3108960"/>
+                    </a:xfrm>
+                    <a:prstGeom prst="rect">
+                      <a:avLst/>
+                    </a:prstGeom>
+                    <a:noFill/>
+                    <a:ln>
+                      <a:noFill/>
+                    </a:ln>
+                  </pic:spPr>
+                </pic:pic>
+              </a:graphicData>
+            </a:graphic>
+          </wp:inline>
+        </w:drawing>
+      </w:r>
+      <w:r>
+        <w:rPr>
+          <w:noProof/>
+        </w:rPr>
+        <w:drawing>
+          <wp:inline distT="0" distB="0" distL="0" distR="0" wp14:anchorId="22821021" wp14:editId="18A30930">
+            <wp:extent cx="1554480" cy="3172968"/>
+            <wp:effectExtent l="0" t="0" r="7620" b="8890"/>
+            <wp:docPr id="578008347" name="Picture 3"/>
+            <wp:cNvGraphicFramePr>
+              <a:graphicFrameLocks xmlns:a="http://schemas.openxmlformats.org/drawingml/2006/main" noChangeAspect="1"/>
+            </wp:cNvGraphicFramePr>
+            <a:graphic xmlns:a="http://schemas.openxmlformats.org/drawingml/2006/main">
+              <a:graphicData uri="http://schemas.openxmlformats.org/drawingml/2006/picture">
+                <pic:pic xmlns:pic="http://schemas.openxmlformats.org/drawingml/2006/picture">
+                  <pic:nvPicPr>
+                    <pic:cNvPr id="0" name="Picture 8"/>
+                    <pic:cNvPicPr>
+                      <a:picLocks noChangeAspect="1" noChangeArrowheads="1"/>
+                    </pic:cNvPicPr>
+                  </pic:nvPicPr>
+                  <pic:blipFill>
+                    <a:blip r:embed="rId32">
+                      <a:extLst>
+                        <a:ext uri="{28A0092B-C50C-407E-A947-70E740481C1C}">
+                          <a14:useLocalDpi xmlns:a14="http://schemas.microsoft.com/office/drawing/2010/main" val="0"/>
+                        </a:ext>
+                      </a:extLst>
+                    </a:blip>
+                    <a:srcRect/>
+                    <a:stretch>
+                      <a:fillRect/>
+                    </a:stretch>
+                  </pic:blipFill>
+                  <pic:spPr bwMode="auto">
+                    <a:xfrm>
+                      <a:off x="0" y="0"/>
+                      <a:ext cx="1554480" cy="3172968"/>
+                    </a:xfrm>
+                    <a:prstGeom prst="rect">
+                      <a:avLst/>
+                    </a:prstGeom>
+                    <a:noFill/>
+                    <a:ln>
+                      <a:noFill/>
+                    </a:ln>
+                  </pic:spPr>
+                </pic:pic>
+              </a:graphicData>
+            </a:graphic>
+          </wp:inline>
+        </w:drawing>
+      </w:r>
+      <w:r>
         <w:br/>
       </w:r>
       <w:r>
+        <w:lastRenderedPageBreak/>
         <w:br/>
       </w:r>
-    </w:p>
+      <w:r>
+        <w:t>PERSONAL REFLECTION</w:t>
+      </w:r>
+    </w:p>
+    <w:p>
+      <w:r>
+        <w:t>I learned the importance of organizing application components properly. Good architecture makes applications easier to maintain and develop.</w:t>
+      </w:r>
+    </w:p>
+    <w:p/>
     <w:p>
       <w:pPr>
         <w:pStyle w:val="Heading2"/>
@@ -2839,28 +3096,187 @@
       </w:r>
     </w:p>
     <w:p>
-      <w:r>
-        <w:br w:type="page"/>
-      </w:r>
-    </w:p>
-    <w:p>
       <w:pPr>
         <w:pStyle w:val="Heading1"/>
       </w:pPr>
       <w:r>
+        <w:t>Week 8:  Project Planning</w:t>
+      </w:r>
+    </w:p>
+    <w:p>
+      <w:r>
+        <w:t>Login Page</w:t>
+      </w:r>
+    </w:p>
+    <w:p>
+      <w:r>
+        <w:drawing>
+          <wp:inline distT="0" distB="0" distL="0" distR="0" wp14:anchorId="6374104A" wp14:editId="467889AF">
+            <wp:extent cx="1408176" cy="3108960"/>
+            <wp:effectExtent l="0" t="0" r="1905" b="0"/>
+            <wp:docPr id="500436906" name="Picture 2"/>
+            <wp:cNvGraphicFramePr>
+              <a:graphicFrameLocks xmlns:a="http://schemas.openxmlformats.org/drawingml/2006/main" noChangeAspect="1"/>
+            </wp:cNvGraphicFramePr>
+            <a:graphic xmlns:a="http://schemas.openxmlformats.org/drawingml/2006/main">
+              <a:graphicData uri="http://schemas.openxmlformats.org/drawingml/2006/picture">
+                <pic:pic xmlns:pic="http://schemas.openxmlformats.org/drawingml/2006/picture">
+                  <pic:nvPicPr>
+                    <pic:cNvPr id="0" name="Picture 6"/>
+                    <pic:cNvPicPr>
+                      <a:picLocks noChangeAspect="1" noChangeArrowheads="1"/>
+                    </pic:cNvPicPr>
+                  </pic:nvPicPr>
+                  <pic:blipFill>
+                    <a:blip r:embed="rId33">
+                      <a:extLst>
+                        <a:ext uri="{28A0092B-C50C-407E-A947-70E740481C1C}">
+                          <a14:useLocalDpi xmlns:a14="http://schemas.microsoft.com/office/drawing/2010/main" val="0"/>
+                        </a:ext>
+                      </a:extLst>
+                    </a:blip>
+                    <a:srcRect/>
+                    <a:stretch>
+                      <a:fillRect/>
+                    </a:stretch>
+                  </pic:blipFill>
+                  <pic:spPr bwMode="auto">
+                    <a:xfrm>
+                      <a:off x="0" y="0"/>
+                      <a:ext cx="1408176" cy="3108960"/>
+                    </a:xfrm>
+                    <a:prstGeom prst="rect">
+                      <a:avLst/>
+                    </a:prstGeom>
+                    <a:noFill/>
+                    <a:ln>
+                      <a:noFill/>
+                    </a:ln>
+                  </pic:spPr>
+                </pic:pic>
+              </a:graphicData>
+            </a:graphic>
+          </wp:inline>
+        </w:drawing>
+      </w:r>
+      <w:r>
+        <w:rPr>
+          <w:noProof/>
+        </w:rPr>
+        <w:drawing>
+          <wp:anchor distT="0" distB="0" distL="114300" distR="114300" simplePos="0" relativeHeight="251669504" behindDoc="0" locked="0" layoutInCell="1" allowOverlap="1" wp14:anchorId="08A87AA5" wp14:editId="3F502A0B">
+            <wp:simplePos x="0" y="0"/>
+            <wp:positionH relativeFrom="column">
+              <wp:posOffset>0</wp:posOffset>
+            </wp:positionH>
+            <wp:positionV relativeFrom="paragraph">
+              <wp:posOffset>3264535</wp:posOffset>
+            </wp:positionV>
+            <wp:extent cx="1499616" cy="3108960"/>
+            <wp:effectExtent l="0" t="0" r="5715" b="0"/>
+            <wp:wrapSquare wrapText="bothSides"/>
+            <wp:docPr id="1982872498" name="Picture 14"/>
+            <wp:cNvGraphicFramePr>
+              <a:graphicFrameLocks xmlns:a="http://schemas.openxmlformats.org/drawingml/2006/main" noChangeAspect="1"/>
+            </wp:cNvGraphicFramePr>
+            <a:graphic xmlns:a="http://schemas.openxmlformats.org/drawingml/2006/main">
+              <a:graphicData uri="http://schemas.openxmlformats.org/drawingml/2006/picture">
+                <pic:pic xmlns:pic="http://schemas.openxmlformats.org/drawingml/2006/picture">
+                  <pic:nvPicPr>
+                    <pic:cNvPr id="0" name="Picture 48"/>
+                    <pic:cNvPicPr>
+                      <a:picLocks noChangeAspect="1" noChangeArrowheads="1"/>
+                    </pic:cNvPicPr>
+                  </pic:nvPicPr>
+                  <pic:blipFill>
+                    <a:blip r:embed="rId21" cstate="print">
+                      <a:extLst>
+                        <a:ext uri="{28A0092B-C50C-407E-A947-70E740481C1C}">
+                          <a14:useLocalDpi xmlns:a14="http://schemas.microsoft.com/office/drawing/2010/main" val="0"/>
+                        </a:ext>
+                      </a:extLst>
+                    </a:blip>
+                    <a:srcRect/>
+                    <a:stretch>
+                      <a:fillRect/>
+                    </a:stretch>
+                  </pic:blipFill>
+                  <pic:spPr bwMode="auto">
+                    <a:xfrm>
+                      <a:off x="0" y="0"/>
+                      <a:ext cx="1499616" cy="3108960"/>
+                    </a:xfrm>
+                    <a:prstGeom prst="rect">
+                      <a:avLst/>
+                    </a:prstGeom>
+                    <a:noFill/>
+                    <a:ln>
+                      <a:noFill/>
+                    </a:ln>
+                  </pic:spPr>
+                </pic:pic>
+              </a:graphicData>
+            </a:graphic>
+            <wp14:sizeRelH relativeFrom="margin">
+              <wp14:pctWidth>0</wp14:pctWidth>
+            </wp14:sizeRelH>
+            <wp14:sizeRelV relativeFrom="margin">
+              <wp14:pctHeight>0</wp14:pctHeight>
+            </wp14:sizeRelV>
+          </wp:anchor>
+        </w:drawing>
+      </w:r>
+    </w:p>
+    <w:p/>
+    <w:p>
+      <w:r>
+        <w:t>Students Screen</w:t>
+      </w:r>
+    </w:p>
+    <w:p>
+      <w:r>
         <w:lastRenderedPageBreak/>
-        <w:t>Week 8:  Project Planning</w:t>
-      </w:r>
-    </w:p>
-    <w:p>
-      <w:r>
         <w:br/>
       </w:r>
       <w:r>
         <w:br/>
       </w:r>
       <w:r>
-        <w:br/>
+        <w:drawing>
+          <wp:inline distT="0" distB="0" distL="0" distR="0" wp14:anchorId="360362BD" wp14:editId="01480D51">
+            <wp:extent cx="5486400" cy="1299845"/>
+            <wp:effectExtent l="0" t="0" r="0" b="0"/>
+            <wp:docPr id="1786735189" name="Picture 1"/>
+            <wp:cNvGraphicFramePr>
+              <a:graphicFrameLocks xmlns:a="http://schemas.openxmlformats.org/drawingml/2006/main" noChangeAspect="1"/>
+            </wp:cNvGraphicFramePr>
+            <a:graphic xmlns:a="http://schemas.openxmlformats.org/drawingml/2006/main">
+              <a:graphicData uri="http://schemas.openxmlformats.org/drawingml/2006/picture">
+                <pic:pic xmlns:pic="http://schemas.openxmlformats.org/drawingml/2006/picture">
+                  <pic:nvPicPr>
+                    <pic:cNvPr id="1786735189" name=""/>
+                    <pic:cNvPicPr/>
+                  </pic:nvPicPr>
+                  <pic:blipFill>
+                    <a:blip r:embed="rId34"/>
+                    <a:stretch>
+                      <a:fillRect/>
+                    </a:stretch>
+                  </pic:blipFill>
+                  <pic:spPr>
+                    <a:xfrm>
+                      <a:off x="0" y="0"/>
+                      <a:ext cx="5486400" cy="1299845"/>
+                    </a:xfrm>
+                    <a:prstGeom prst="rect">
+                      <a:avLst/>
+                    </a:prstGeom>
+                  </pic:spPr>
+                </pic:pic>
+              </a:graphicData>
+            </a:graphic>
+          </wp:inline>
+        </w:drawing>
       </w:r>
     </w:p>
     <w:p>
@@ -2875,6 +3291,16 @@
       <w:r>
         <w:br/>
       </w:r>
+      <w:r>
+        <w:t>PERSONAL REFLECTION</w:t>
+      </w:r>
+    </w:p>
+    <w:p>
+      <w:r>
+        <w:t>I learned how proper planning contributes to successful project development and helps identify goals before implementation begins.</w:t>
+      </w:r>
+    </w:p>
+    <w:p>
       <w:r>
         <w:br/>
       </w:r>
@@ -4274,7 +4700,6 @@
   <w:style w:type="character" w:default="1" w:styleId="DefaultParagraphFont">
     <w:name w:val="Default Paragraph Font"/>
     <w:uiPriority w:val="1"/>
-    <w:semiHidden/>
     <w:unhideWhenUsed/>
   </w:style>
   <w:style w:type="table" w:default="1" w:styleId="TableNormal">

--- a/BIT4107 Logbook.docx
+++ b/BIT4107 Logbook.docx
@@ -55,6 +55,7 @@
       </w:r>
     </w:p>
     <w:p>
+      <w:proofErr w:type="spellStart"/>
       <w:r>
         <w:t>Progra</w:t>
       </w:r>
@@ -62,7 +63,11 @@
         <w:t>m</w:t>
       </w:r>
       <w:r>
-        <w:t xml:space="preserve">me: </w:t>
+        <w:t>me</w:t>
+      </w:r>
+      <w:proofErr w:type="spellEnd"/>
+      <w:r>
+        <w:t xml:space="preserve">: </w:t>
       </w:r>
       <w:r>
         <w:t>BSCIT</w:t>
@@ -2401,15 +2406,55 @@
     </w:p>
     <w:p>
       <w:r>
-        <w:t>import 'dart:convert';</w:t>
+        <w:t>import '</w:t>
+      </w:r>
+      <w:proofErr w:type="spellStart"/>
+      <w:r>
+        <w:t>dart:convert</w:t>
+      </w:r>
+      <w:proofErr w:type="spellEnd"/>
+      <w:r>
+        <w:t>';</w:t>
       </w:r>
       <w:r>
         <w:br/>
-        <w:t>import 'package:flutter/material.dart';</w:t>
+        <w:t>import '</w:t>
+      </w:r>
+      <w:proofErr w:type="spellStart"/>
+      <w:r>
+        <w:t>package:flutter</w:t>
+      </w:r>
+      <w:proofErr w:type="spellEnd"/>
+      <w:r>
+        <w:t>/</w:t>
+      </w:r>
+      <w:proofErr w:type="spellStart"/>
+      <w:r>
+        <w:t>material.dart</w:t>
+      </w:r>
+      <w:proofErr w:type="spellEnd"/>
+      <w:r>
+        <w:t>';</w:t>
       </w:r>
       <w:r>
         <w:br/>
-        <w:t>import 'package:http/http.dart' as http;</w:t>
+        <w:t>import '</w:t>
+      </w:r>
+      <w:proofErr w:type="spellStart"/>
+      <w:r>
+        <w:t>package:http</w:t>
+      </w:r>
+      <w:proofErr w:type="spellEnd"/>
+      <w:r>
+        <w:t>/</w:t>
+      </w:r>
+      <w:proofErr w:type="spellStart"/>
+      <w:r>
+        <w:t>http.dart</w:t>
+      </w:r>
+      <w:proofErr w:type="spellEnd"/>
+      <w:r>
+        <w:t>' as http;</w:t>
       </w:r>
       <w:r>
         <w:br/>
@@ -2420,7 +2465,15 @@
       </w:r>
       <w:r>
         <w:br/>
-        <w:t>class ApiUser {</w:t>
+        <w:t xml:space="preserve">class </w:t>
+      </w:r>
+      <w:proofErr w:type="spellStart"/>
+      <w:r>
+        <w:t>ApiUser</w:t>
+      </w:r>
+      <w:proofErr w:type="spellEnd"/>
+      <w:r>
+        <w:t xml:space="preserve"> {</w:t>
       </w:r>
       <w:r>
         <w:br/>
@@ -2455,7 +2508,15 @@
       </w:r>
       <w:r>
         <w:br/>
-        <w:t xml:space="preserve">  const ApiUser({</w:t>
+        <w:t xml:space="preserve">  const </w:t>
+      </w:r>
+      <w:proofErr w:type="spellStart"/>
+      <w:r>
+        <w:t>ApiUser</w:t>
+      </w:r>
+      <w:proofErr w:type="spellEnd"/>
+      <w:r>
+        <w:t>({</w:t>
       </w:r>
       <w:r>
         <w:br/>
@@ -2467,33 +2528,114 @@
       </w:r>
       <w:r>
         <w:br/>
-        <w:t xml:space="preserve">    required this.email,</w:t>
+        <w:t xml:space="preserve">    required </w:t>
+      </w:r>
+      <w:proofErr w:type="spellStart"/>
+      <w:r>
+        <w:t>this.email</w:t>
+      </w:r>
+      <w:proofErr w:type="spellEnd"/>
+      <w:r>
+        <w:t>,</w:t>
       </w:r>
       <w:r>
         <w:br/>
       </w:r>
       <w:r>
         <w:lastRenderedPageBreak/>
-        <w:t xml:space="preserve">    required this.phone,</w:t>
+        <w:t xml:space="preserve">    required </w:t>
+      </w:r>
+      <w:proofErr w:type="spellStart"/>
+      <w:r>
+        <w:t>this.phone</w:t>
+      </w:r>
+      <w:proofErr w:type="spellEnd"/>
+      <w:r>
+        <w:t>,</w:t>
       </w:r>
       <w:r>
         <w:br/>
-        <w:t xml:space="preserve">    required this.website,</w:t>
+        <w:t xml:space="preserve">    required </w:t>
+      </w:r>
+      <w:proofErr w:type="spellStart"/>
+      <w:r>
+        <w:t>this.website</w:t>
+      </w:r>
+      <w:proofErr w:type="spellEnd"/>
+      <w:r>
+        <w:t>,</w:t>
       </w:r>
       <w:r>
         <w:br/>
-        <w:t xml:space="preserve">    required this.company,</w:t>
+        <w:t xml:space="preserve">    required </w:t>
+      </w:r>
+      <w:proofErr w:type="spellStart"/>
+      <w:r>
+        <w:t>this.company</w:t>
+      </w:r>
+      <w:proofErr w:type="spellEnd"/>
+      <w:r>
+        <w:t>,</w:t>
       </w:r>
       <w:r>
         <w:br/>
-        <w:t xml:space="preserve">    required this.city,</w:t>
+        <w:t xml:space="preserve">    required </w:t>
+      </w:r>
+      <w:proofErr w:type="spellStart"/>
+      <w:r>
+        <w:t>this.city</w:t>
+      </w:r>
+      <w:proofErr w:type="spellEnd"/>
+      <w:r>
+        <w:t>,</w:t>
       </w:r>
       <w:r>
         <w:br/>
         <w:t xml:space="preserve">  });</w:t>
       </w:r>
     </w:p>
-    <w:p/>
+    <w:p>
+      <w:r>
+        <w:rPr>
+          <w:noProof/>
+        </w:rPr>
+        <w:drawing>
+          <wp:inline distT="0" distB="0" distL="0" distR="0" wp14:anchorId="0F5EB162" wp14:editId="45381749">
+            <wp:extent cx="5486400" cy="2314575"/>
+            <wp:effectExtent l="0" t="0" r="0" b="9525"/>
+            <wp:docPr id="906804941" name="Picture 1"/>
+            <wp:cNvGraphicFramePr>
+              <a:graphicFrameLocks xmlns:a="http://schemas.openxmlformats.org/drawingml/2006/main" noChangeAspect="1"/>
+            </wp:cNvGraphicFramePr>
+            <a:graphic xmlns:a="http://schemas.openxmlformats.org/drawingml/2006/main">
+              <a:graphicData uri="http://schemas.openxmlformats.org/drawingml/2006/picture">
+                <pic:pic xmlns:pic="http://schemas.openxmlformats.org/drawingml/2006/picture">
+                  <pic:nvPicPr>
+                    <pic:cNvPr id="906804941" name=""/>
+                    <pic:cNvPicPr/>
+                  </pic:nvPicPr>
+                  <pic:blipFill>
+                    <a:blip r:embed="rId28"/>
+                    <a:stretch>
+                      <a:fillRect/>
+                    </a:stretch>
+                  </pic:blipFill>
+                  <pic:spPr>
+                    <a:xfrm>
+                      <a:off x="0" y="0"/>
+                      <a:ext cx="5486400" cy="2314575"/>
+                    </a:xfrm>
+                    <a:prstGeom prst="rect">
+                      <a:avLst/>
+                    </a:prstGeom>
+                  </pic:spPr>
+                </pic:pic>
+              </a:graphicData>
+            </a:graphic>
+          </wp:inline>
+        </w:drawing>
+      </w:r>
+    </w:p>
     <w:p>
       <w:r>
         <w:t>PERSONAL REFLECTION</w:t>
@@ -2554,6 +2696,8 @@
         <w:t>Week 7: Application Architecture</w:t>
       </w:r>
     </w:p>
+    <w:p/>
+    <w:p/>
     <w:p>
       <w:r>
         <w:t>TABLE: users</w:t>
@@ -2707,25 +2851,198 @@
         <w:br/>
       </w:r>
       <w:r>
+        <w:t>Primary key – ID</w:t>
+      </w:r>
+    </w:p>
+    <w:p>
+      <w:r>
+        <w:t xml:space="preserve">Unique key </w:t>
+      </w:r>
+      <w:r>
+        <w:t>–</w:t>
+      </w:r>
+      <w:r>
+        <w:t xml:space="preserve"> Email</w:t>
+      </w:r>
+    </w:p>
+    <w:p/>
+    <w:p>
+      <w:r>
+        <w:t>CREATE TABLE courses (</w:t>
+      </w:r>
+      <w:r>
         <w:br/>
-      </w:r>
-      <w:r>
-        <w:t>Primary key – ID</w:t>
-      </w:r>
-    </w:p>
-    <w:p>
-      <w:r>
-        <w:t xml:space="preserve">Unique key </w:t>
-      </w:r>
-      <w:r>
-        <w:t>–</w:t>
-      </w:r>
-      <w:r>
-        <w:t xml:space="preserve"> Email</w:t>
-      </w:r>
-    </w:p>
-    <w:p>
-      <w:r>
+        <w:t xml:space="preserve">  id        TEXT PRIMARY KEY,</w:t>
+      </w:r>
+      <w:r>
+        <w:br/>
+        <w:t xml:space="preserve">  title     TEXT NOT NULL,</w:t>
+      </w:r>
+      <w:r>
+        <w:br/>
+        <w:t xml:space="preserve">  subtitle  TEXT NOT NULL,</w:t>
+      </w:r>
+      <w:r>
+        <w:br/>
+        <w:t xml:space="preserve">  progress  REAL DEFAULT 0,</w:t>
+      </w:r>
+      <w:r>
+        <w:br/>
+        <w:t xml:space="preserve">  </w:t>
+      </w:r>
+      <w:proofErr w:type="spellStart"/>
+      <w:r>
+        <w:t>icon_code</w:t>
+      </w:r>
+      <w:proofErr w:type="spellEnd"/>
+      <w:r>
+        <w:t xml:space="preserve"> INTEGER NOT NULL</w:t>
+      </w:r>
+    </w:p>
+    <w:p/>
+    <w:p>
+      <w:r>
+        <w:t>CREATE TABLE lessons (</w:t>
+      </w:r>
+      <w:r>
+        <w:br/>
+        <w:t xml:space="preserve">  id           TEXT PRIMARY KEY,</w:t>
+      </w:r>
+      <w:r>
+        <w:br/>
+        <w:t xml:space="preserve">  </w:t>
+      </w:r>
+      <w:proofErr w:type="spellStart"/>
+      <w:r>
+        <w:t>course_id</w:t>
+      </w:r>
+      <w:proofErr w:type="spellEnd"/>
+      <w:r>
+        <w:t xml:space="preserve">    TEXT NOT NULL,</w:t>
+      </w:r>
+      <w:r>
+        <w:br/>
+        <w:t xml:space="preserve">  title        TEXT NOT NULL,</w:t>
+      </w:r>
+      <w:r>
+        <w:br/>
+        <w:t xml:space="preserve">  content      TEXT NOT NULL,</w:t>
+      </w:r>
+      <w:r>
+        <w:br/>
+        <w:t xml:space="preserve">  </w:t>
+      </w:r>
+      <w:proofErr w:type="spellStart"/>
+      <w:r>
+        <w:t>ai_summary</w:t>
+      </w:r>
+      <w:proofErr w:type="spellEnd"/>
+      <w:r>
+        <w:t xml:space="preserve">   TEXT NOT NULL,</w:t>
+      </w:r>
+      <w:r>
+        <w:br/>
+        <w:t xml:space="preserve">  </w:t>
+      </w:r>
+      <w:proofErr w:type="spellStart"/>
+      <w:r>
+        <w:t>read_minutes</w:t>
+      </w:r>
+      <w:proofErr w:type="spellEnd"/>
+      <w:r>
+        <w:t xml:space="preserve"> INTEGER NOT NULL,</w:t>
+      </w:r>
+      <w:r>
+        <w:br/>
+        <w:t xml:space="preserve">  progress     REAL DEFAULT 0</w:t>
+      </w:r>
+    </w:p>
+    <w:p/>
+    <w:p>
+      <w:r>
+        <w:t xml:space="preserve">CREATE TABLE </w:t>
+      </w:r>
+      <w:proofErr w:type="spellStart"/>
+      <w:r>
+        <w:t>quiz_attempts</w:t>
+      </w:r>
+      <w:proofErr w:type="spellEnd"/>
+      <w:r>
+        <w:t xml:space="preserve"> (</w:t>
+      </w:r>
+      <w:r>
+        <w:br/>
+        <w:t xml:space="preserve">  id           INTEGER PRIMARY KEY AUTOINCREMENT,</w:t>
+      </w:r>
+      <w:r>
+        <w:br/>
+        <w:t xml:space="preserve">  </w:t>
+      </w:r>
+      <w:proofErr w:type="spellStart"/>
+      <w:r>
+        <w:t>lesson_id</w:t>
+      </w:r>
+      <w:proofErr w:type="spellEnd"/>
+      <w:r>
+        <w:t xml:space="preserve">    TEXT NOT NULL,</w:t>
+      </w:r>
+      <w:r>
+        <w:br/>
+        <w:t xml:space="preserve">  </w:t>
+      </w:r>
+      <w:proofErr w:type="spellStart"/>
+      <w:r>
+        <w:t>user_email</w:t>
+      </w:r>
+      <w:proofErr w:type="spellEnd"/>
+      <w:r>
+        <w:t xml:space="preserve">   TEXT NOT NULL,</w:t>
+      </w:r>
+      <w:r>
+        <w:br/>
+        <w:t xml:space="preserve">  score        INTEGER NOT NULL,</w:t>
+      </w:r>
+      <w:r>
+        <w:br/>
+        <w:t xml:space="preserve">  </w:t>
+      </w:r>
+      <w:proofErr w:type="spellStart"/>
+      <w:r>
+        <w:t>attempted_at</w:t>
+      </w:r>
+      <w:proofErr w:type="spellEnd"/>
+      <w:r>
+        <w:t xml:space="preserve"> TEXT NOT NULL</w:t>
+      </w:r>
+    </w:p>
+    <w:p/>
+    <w:p>
+      <w:r>
+        <w:t xml:space="preserve">CREATE TABLE </w:t>
+      </w:r>
+      <w:proofErr w:type="spellStart"/>
+      <w:r>
+        <w:t>user_progress</w:t>
+      </w:r>
+      <w:proofErr w:type="spellEnd"/>
+      <w:r>
+        <w:t xml:space="preserve"> (</w:t>
+      </w:r>
+      <w:r>
+        <w:br/>
+        <w:t xml:space="preserve">  key   TEXT PRIMARY KEY,</w:t>
+      </w:r>
+      <w:r>
+        <w:br/>
+        <w:t xml:space="preserve">  value TEXT NOT NULL</w:t>
+      </w:r>
+    </w:p>
+    <w:p/>
+    <w:p>
+      <w:r>
+        <w:rPr>
+          <w:noProof/>
+        </w:rPr>
         <w:drawing>
           <wp:inline distT="0" distB="0" distL="0" distR="0" wp14:anchorId="55E00BF8" wp14:editId="0F3803AF">
             <wp:extent cx="1719072" cy="3456432"/>
@@ -2742,7 +3059,7 @@
                     <pic:cNvPicPr/>
                   </pic:nvPicPr>
                   <pic:blipFill>
-                    <a:blip r:embed="rId28"/>
+                    <a:blip r:embed="rId29"/>
                     <a:stretch>
                       <a:fillRect/>
                     </a:stretch>
@@ -2764,13 +3081,13 @@
       </w:r>
       <w:r>
         <w:rPr>
-          <w:rFonts w:asciiTheme="minorHAnsi" w:hAnsiTheme="minorHAnsi" w:cstheme="minorBidi"/>
+          <w:noProof/>
         </w:rPr>
         <w:drawing>
-          <wp:inline distT="0" distB="0" distL="0" distR="0" wp14:anchorId="64B0D419" wp14:editId="6EC5A563">
-            <wp:extent cx="1655064" cy="3383280"/>
-            <wp:effectExtent l="0" t="0" r="2540" b="7620"/>
-            <wp:docPr id="41070902" name="Picture 2"/>
+          <wp:inline distT="0" distB="0" distL="0" distR="0" wp14:anchorId="679DDE64" wp14:editId="61D2E875">
+            <wp:extent cx="1719072" cy="3127248"/>
+            <wp:effectExtent l="0" t="0" r="0" b="0"/>
+            <wp:docPr id="2046259065" name="Picture 5"/>
             <wp:cNvGraphicFramePr>
               <a:graphicFrameLocks xmlns:a="http://schemas.openxmlformats.org/drawingml/2006/main" noChangeAspect="1"/>
             </wp:cNvGraphicFramePr>
@@ -2778,13 +3095,13 @@
               <a:graphicData uri="http://schemas.openxmlformats.org/drawingml/2006/picture">
                 <pic:pic xmlns:pic="http://schemas.openxmlformats.org/drawingml/2006/picture">
                   <pic:nvPicPr>
-                    <pic:cNvPr id="0" name="Picture 6"/>
+                    <pic:cNvPr id="0" name="Picture 10"/>
                     <pic:cNvPicPr>
                       <a:picLocks noChangeAspect="1" noChangeArrowheads="1"/>
                     </pic:cNvPicPr>
                   </pic:nvPicPr>
                   <pic:blipFill>
-                    <a:blip r:embed="rId29">
+                    <a:blip r:embed="rId30">
                       <a:extLst>
                         <a:ext uri="{28A0092B-C50C-407E-A947-70E740481C1C}">
                           <a14:useLocalDpi xmlns:a14="http://schemas.microsoft.com/office/drawing/2010/main" val="0"/>
@@ -2799,7 +3116,7 @@
                   <pic:spPr bwMode="auto">
                     <a:xfrm>
                       <a:off x="0" y="0"/>
-                      <a:ext cx="1655064" cy="3383280"/>
+                      <a:ext cx="1719072" cy="3127248"/>
                     </a:xfrm>
                     <a:prstGeom prst="rect">
                       <a:avLst/>
@@ -2816,12 +3133,128 @@
         </w:drawing>
       </w:r>
       <w:r>
+        <w:rPr>
+          <w:noProof/>
+        </w:rPr>
+        <w:drawing>
+          <wp:inline distT="0" distB="0" distL="0" distR="0" wp14:anchorId="2E698E3A" wp14:editId="732CCC35">
+            <wp:extent cx="1591056" cy="3108960"/>
+            <wp:effectExtent l="0" t="0" r="9525" b="0"/>
+            <wp:docPr id="248701501" name="Picture 4"/>
+            <wp:cNvGraphicFramePr>
+              <a:graphicFrameLocks xmlns:a="http://schemas.openxmlformats.org/drawingml/2006/main" noChangeAspect="1"/>
+            </wp:cNvGraphicFramePr>
+            <a:graphic xmlns:a="http://schemas.openxmlformats.org/drawingml/2006/main">
+              <a:graphicData uri="http://schemas.openxmlformats.org/drawingml/2006/picture">
+                <pic:pic xmlns:pic="http://schemas.openxmlformats.org/drawingml/2006/picture">
+                  <pic:nvPicPr>
+                    <pic:cNvPr id="0" name="Picture 9"/>
+                    <pic:cNvPicPr>
+                      <a:picLocks noChangeAspect="1" noChangeArrowheads="1"/>
+                    </pic:cNvPicPr>
+                  </pic:nvPicPr>
+                  <pic:blipFill>
+                    <a:blip r:embed="rId31">
+                      <a:extLst>
+                        <a:ext uri="{28A0092B-C50C-407E-A947-70E740481C1C}">
+                          <a14:useLocalDpi xmlns:a14="http://schemas.microsoft.com/office/drawing/2010/main" val="0"/>
+                        </a:ext>
+                      </a:extLst>
+                    </a:blip>
+                    <a:srcRect/>
+                    <a:stretch>
+                      <a:fillRect/>
+                    </a:stretch>
+                  </pic:blipFill>
+                  <pic:spPr bwMode="auto">
+                    <a:xfrm>
+                      <a:off x="0" y="0"/>
+                      <a:ext cx="1591056" cy="3108960"/>
+                    </a:xfrm>
+                    <a:prstGeom prst="rect">
+                      <a:avLst/>
+                    </a:prstGeom>
+                    <a:noFill/>
+                    <a:ln>
+                      <a:noFill/>
+                    </a:ln>
+                  </pic:spPr>
+                </pic:pic>
+              </a:graphicData>
+            </a:graphic>
+          </wp:inline>
+        </w:drawing>
+      </w:r>
+      <w:r>
+        <w:rPr>
+          <w:noProof/>
+        </w:rPr>
+        <w:drawing>
+          <wp:inline distT="0" distB="0" distL="0" distR="0" wp14:anchorId="22821021" wp14:editId="18A30930">
+            <wp:extent cx="1554480" cy="3172968"/>
+            <wp:effectExtent l="0" t="0" r="7620" b="8890"/>
+            <wp:docPr id="578008347" name="Picture 3"/>
+            <wp:cNvGraphicFramePr>
+              <a:graphicFrameLocks xmlns:a="http://schemas.openxmlformats.org/drawingml/2006/main" noChangeAspect="1"/>
+            </wp:cNvGraphicFramePr>
+            <a:graphic xmlns:a="http://schemas.openxmlformats.org/drawingml/2006/main">
+              <a:graphicData uri="http://schemas.openxmlformats.org/drawingml/2006/picture">
+                <pic:pic xmlns:pic="http://schemas.openxmlformats.org/drawingml/2006/picture">
+                  <pic:nvPicPr>
+                    <pic:cNvPr id="0" name="Picture 8"/>
+                    <pic:cNvPicPr>
+                      <a:picLocks noChangeAspect="1" noChangeArrowheads="1"/>
+                    </pic:cNvPicPr>
+                  </pic:nvPicPr>
+                  <pic:blipFill>
+                    <a:blip r:embed="rId32">
+                      <a:extLst>
+                        <a:ext uri="{28A0092B-C50C-407E-A947-70E740481C1C}">
+                          <a14:useLocalDpi xmlns:a14="http://schemas.microsoft.com/office/drawing/2010/main" val="0"/>
+                        </a:ext>
+                      </a:extLst>
+                    </a:blip>
+                    <a:srcRect/>
+                    <a:stretch>
+                      <a:fillRect/>
+                    </a:stretch>
+                  </pic:blipFill>
+                  <pic:spPr bwMode="auto">
+                    <a:xfrm>
+                      <a:off x="0" y="0"/>
+                      <a:ext cx="1554480" cy="3172968"/>
+                    </a:xfrm>
+                    <a:prstGeom prst="rect">
+                      <a:avLst/>
+                    </a:prstGeom>
+                    <a:noFill/>
+                    <a:ln>
+                      <a:noFill/>
+                    </a:ln>
+                  </pic:spPr>
+                </pic:pic>
+              </a:graphicData>
+            </a:graphic>
+          </wp:inline>
+        </w:drawing>
+      </w:r>
+      <w:r>
         <w:br/>
       </w:r>
       <w:r>
+        <w:lastRenderedPageBreak/>
         <w:br/>
       </w:r>
-    </w:p>
+      <w:r>
+        <w:t>PERSONAL REFLECTION</w:t>
+      </w:r>
+    </w:p>
+    <w:p>
+      <w:r>
+        <w:t>I learned the importance of organizing application components properly. Good architecture makes applications easier to maintain and develop.</w:t>
+      </w:r>
+    </w:p>
+    <w:p/>
     <w:p>
       <w:pPr>
         <w:pStyle w:val="Heading2"/>
@@ -2839,28 +3272,193 @@
       </w:r>
     </w:p>
     <w:p>
-      <w:r>
-        <w:br w:type="page"/>
-      </w:r>
-    </w:p>
-    <w:p>
       <w:pPr>
         <w:pStyle w:val="Heading1"/>
       </w:pPr>
       <w:r>
+        <w:t>Week 8:  Project Planning</w:t>
+      </w:r>
+    </w:p>
+    <w:p>
+      <w:r>
+        <w:t>Login Page</w:t>
+      </w:r>
+    </w:p>
+    <w:p>
+      <w:r>
+        <w:rPr>
+          <w:noProof/>
+        </w:rPr>
+        <w:drawing>
+          <wp:inline distT="0" distB="0" distL="0" distR="0" wp14:anchorId="6374104A" wp14:editId="467889AF">
+            <wp:extent cx="1408176" cy="3108960"/>
+            <wp:effectExtent l="0" t="0" r="1905" b="0"/>
+            <wp:docPr id="500436906" name="Picture 2"/>
+            <wp:cNvGraphicFramePr>
+              <a:graphicFrameLocks xmlns:a="http://schemas.openxmlformats.org/drawingml/2006/main" noChangeAspect="1"/>
+            </wp:cNvGraphicFramePr>
+            <a:graphic xmlns:a="http://schemas.openxmlformats.org/drawingml/2006/main">
+              <a:graphicData uri="http://schemas.openxmlformats.org/drawingml/2006/picture">
+                <pic:pic xmlns:pic="http://schemas.openxmlformats.org/drawingml/2006/picture">
+                  <pic:nvPicPr>
+                    <pic:cNvPr id="0" name="Picture 6"/>
+                    <pic:cNvPicPr>
+                      <a:picLocks noChangeAspect="1" noChangeArrowheads="1"/>
+                    </pic:cNvPicPr>
+                  </pic:nvPicPr>
+                  <pic:blipFill>
+                    <a:blip r:embed="rId33">
+                      <a:extLst>
+                        <a:ext uri="{28A0092B-C50C-407E-A947-70E740481C1C}">
+                          <a14:useLocalDpi xmlns:a14="http://schemas.microsoft.com/office/drawing/2010/main" val="0"/>
+                        </a:ext>
+                      </a:extLst>
+                    </a:blip>
+                    <a:srcRect/>
+                    <a:stretch>
+                      <a:fillRect/>
+                    </a:stretch>
+                  </pic:blipFill>
+                  <pic:spPr bwMode="auto">
+                    <a:xfrm>
+                      <a:off x="0" y="0"/>
+                      <a:ext cx="1408176" cy="3108960"/>
+                    </a:xfrm>
+                    <a:prstGeom prst="rect">
+                      <a:avLst/>
+                    </a:prstGeom>
+                    <a:noFill/>
+                    <a:ln>
+                      <a:noFill/>
+                    </a:ln>
+                  </pic:spPr>
+                </pic:pic>
+              </a:graphicData>
+            </a:graphic>
+          </wp:inline>
+        </w:drawing>
+      </w:r>
+      <w:r>
+        <w:rPr>
+          <w:noProof/>
+        </w:rPr>
+        <w:drawing>
+          <wp:anchor distT="0" distB="0" distL="114300" distR="114300" simplePos="0" relativeHeight="251669504" behindDoc="0" locked="0" layoutInCell="1" allowOverlap="1" wp14:anchorId="08A87AA5" wp14:editId="3F502A0B">
+            <wp:simplePos x="0" y="0"/>
+            <wp:positionH relativeFrom="column">
+              <wp:posOffset>0</wp:posOffset>
+            </wp:positionH>
+            <wp:positionV relativeFrom="paragraph">
+              <wp:posOffset>3264535</wp:posOffset>
+            </wp:positionV>
+            <wp:extent cx="1499616" cy="3108960"/>
+            <wp:effectExtent l="0" t="0" r="5715" b="0"/>
+            <wp:wrapSquare wrapText="bothSides"/>
+            <wp:docPr id="1982872498" name="Picture 14"/>
+            <wp:cNvGraphicFramePr>
+              <a:graphicFrameLocks xmlns:a="http://schemas.openxmlformats.org/drawingml/2006/main" noChangeAspect="1"/>
+            </wp:cNvGraphicFramePr>
+            <a:graphic xmlns:a="http://schemas.openxmlformats.org/drawingml/2006/main">
+              <a:graphicData uri="http://schemas.openxmlformats.org/drawingml/2006/picture">
+                <pic:pic xmlns:pic="http://schemas.openxmlformats.org/drawingml/2006/picture">
+                  <pic:nvPicPr>
+                    <pic:cNvPr id="0" name="Picture 48"/>
+                    <pic:cNvPicPr>
+                      <a:picLocks noChangeAspect="1" noChangeArrowheads="1"/>
+                    </pic:cNvPicPr>
+                  </pic:nvPicPr>
+                  <pic:blipFill>
+                    <a:blip r:embed="rId21" cstate="print">
+                      <a:extLst>
+                        <a:ext uri="{28A0092B-C50C-407E-A947-70E740481C1C}">
+                          <a14:useLocalDpi xmlns:a14="http://schemas.microsoft.com/office/drawing/2010/main" val="0"/>
+                        </a:ext>
+                      </a:extLst>
+                    </a:blip>
+                    <a:srcRect/>
+                    <a:stretch>
+                      <a:fillRect/>
+                    </a:stretch>
+                  </pic:blipFill>
+                  <pic:spPr bwMode="auto">
+                    <a:xfrm>
+                      <a:off x="0" y="0"/>
+                      <a:ext cx="1499616" cy="3108960"/>
+                    </a:xfrm>
+                    <a:prstGeom prst="rect">
+                      <a:avLst/>
+                    </a:prstGeom>
+                    <a:noFill/>
+                    <a:ln>
+                      <a:noFill/>
+                    </a:ln>
+                  </pic:spPr>
+                </pic:pic>
+              </a:graphicData>
+            </a:graphic>
+            <wp14:sizeRelH relativeFrom="margin">
+              <wp14:pctWidth>0</wp14:pctWidth>
+            </wp14:sizeRelH>
+            <wp14:sizeRelV relativeFrom="margin">
+              <wp14:pctHeight>0</wp14:pctHeight>
+            </wp14:sizeRelV>
+          </wp:anchor>
+        </w:drawing>
+      </w:r>
+    </w:p>
+    <w:p/>
+    <w:p>
+      <w:r>
+        <w:t>Students Screen</w:t>
+      </w:r>
+    </w:p>
+    <w:p>
+      <w:r>
         <w:lastRenderedPageBreak/>
-        <w:t>Week 8:  Project Planning</w:t>
-      </w:r>
-    </w:p>
-    <w:p>
-      <w:r>
         <w:br/>
       </w:r>
       <w:r>
         <w:br/>
       </w:r>
       <w:r>
-        <w:br/>
+        <w:rPr>
+          <w:noProof/>
+        </w:rPr>
+        <w:drawing>
+          <wp:inline distT="0" distB="0" distL="0" distR="0" wp14:anchorId="360362BD" wp14:editId="01480D51">
+            <wp:extent cx="5486400" cy="1299845"/>
+            <wp:effectExtent l="0" t="0" r="0" b="0"/>
+            <wp:docPr id="1786735189" name="Picture 1"/>
+            <wp:cNvGraphicFramePr>
+              <a:graphicFrameLocks xmlns:a="http://schemas.openxmlformats.org/drawingml/2006/main" noChangeAspect="1"/>
+            </wp:cNvGraphicFramePr>
+            <a:graphic xmlns:a="http://schemas.openxmlformats.org/drawingml/2006/main">
+              <a:graphicData uri="http://schemas.openxmlformats.org/drawingml/2006/picture">
+                <pic:pic xmlns:pic="http://schemas.openxmlformats.org/drawingml/2006/picture">
+                  <pic:nvPicPr>
+                    <pic:cNvPr id="1786735189" name=""/>
+                    <pic:cNvPicPr/>
+                  </pic:nvPicPr>
+                  <pic:blipFill>
+                    <a:blip r:embed="rId34"/>
+                    <a:stretch>
+                      <a:fillRect/>
+                    </a:stretch>
+                  </pic:blipFill>
+                  <pic:spPr>
+                    <a:xfrm>
+                      <a:off x="0" y="0"/>
+                      <a:ext cx="5486400" cy="1299845"/>
+                    </a:xfrm>
+                    <a:prstGeom prst="rect">
+                      <a:avLst/>
+                    </a:prstGeom>
+                  </pic:spPr>
+                </pic:pic>
+              </a:graphicData>
+            </a:graphic>
+          </wp:inline>
+        </w:drawing>
       </w:r>
     </w:p>
     <w:p>
@@ -2876,6 +3474,16 @@
         <w:br/>
       </w:r>
       <w:r>
+        <w:t>PERSONAL REFLECTION</w:t>
+      </w:r>
+    </w:p>
+    <w:p>
+      <w:r>
+        <w:t>I learned how proper planning contributes to successful project development and helps identify goals before implementation begins.</w:t>
+      </w:r>
+    </w:p>
+    <w:p>
+      <w:r>
         <w:br/>
       </w:r>
     </w:p>
@@ -2894,13 +3502,244 @@
       </w:r>
     </w:p>
     <w:p>
-      <w:pPr>
-        <w:pStyle w:val="Heading2"/>
-      </w:pPr>
-      <w:r>
-        <w:t>Same as week 1</w:t>
-      </w:r>
-    </w:p>
+      <w:r>
+        <w:drawing>
+          <wp:inline distT="0" distB="0" distL="0" distR="0" wp14:anchorId="6FC5C379" wp14:editId="3C68B254">
+            <wp:extent cx="1609344" cy="3566160"/>
+            <wp:effectExtent l="0" t="0" r="0" b="0"/>
+            <wp:docPr id="47426500" name="Picture 2"/>
+            <wp:cNvGraphicFramePr>
+              <a:graphicFrameLocks xmlns:a="http://schemas.openxmlformats.org/drawingml/2006/main" noChangeAspect="1"/>
+            </wp:cNvGraphicFramePr>
+            <a:graphic xmlns:a="http://schemas.openxmlformats.org/drawingml/2006/main">
+              <a:graphicData uri="http://schemas.openxmlformats.org/drawingml/2006/picture">
+                <pic:pic xmlns:pic="http://schemas.openxmlformats.org/drawingml/2006/picture">
+                  <pic:nvPicPr>
+                    <pic:cNvPr id="0" name="Picture 6"/>
+                    <pic:cNvPicPr>
+                      <a:picLocks noChangeAspect="1" noChangeArrowheads="1"/>
+                    </pic:cNvPicPr>
+                  </pic:nvPicPr>
+                  <pic:blipFill>
+                    <a:blip r:embed="rId35">
+                      <a:extLst>
+                        <a:ext uri="{28A0092B-C50C-407E-A947-70E740481C1C}">
+                          <a14:useLocalDpi xmlns:a14="http://schemas.microsoft.com/office/drawing/2010/main" val="0"/>
+                        </a:ext>
+                      </a:extLst>
+                    </a:blip>
+                    <a:srcRect/>
+                    <a:stretch>
+                      <a:fillRect/>
+                    </a:stretch>
+                  </pic:blipFill>
+                  <pic:spPr bwMode="auto">
+                    <a:xfrm>
+                      <a:off x="0" y="0"/>
+                      <a:ext cx="1609344" cy="3566160"/>
+                    </a:xfrm>
+                    <a:prstGeom prst="rect">
+                      <a:avLst/>
+                    </a:prstGeom>
+                    <a:noFill/>
+                    <a:ln>
+                      <a:noFill/>
+                    </a:ln>
+                  </pic:spPr>
+                </pic:pic>
+              </a:graphicData>
+            </a:graphic>
+          </wp:inline>
+        </w:drawing>
+      </w:r>
+      <w:r>
+        <w:drawing>
+          <wp:anchor distT="0" distB="0" distL="114300" distR="114300" simplePos="0" relativeHeight="251670528" behindDoc="0" locked="0" layoutInCell="1" allowOverlap="1" wp14:anchorId="74ECC735" wp14:editId="2CE78B2A">
+            <wp:simplePos x="0" y="0"/>
+            <wp:positionH relativeFrom="column">
+              <wp:posOffset>1606550</wp:posOffset>
+            </wp:positionH>
+            <wp:positionV relativeFrom="paragraph">
+              <wp:posOffset>93345</wp:posOffset>
+            </wp:positionV>
+            <wp:extent cx="1563370" cy="3474720"/>
+            <wp:effectExtent l="0" t="0" r="0" b="0"/>
+            <wp:wrapSquare wrapText="bothSides"/>
+            <wp:docPr id="2040140587" name="Picture 4"/>
+            <wp:cNvGraphicFramePr>
+              <a:graphicFrameLocks xmlns:a="http://schemas.openxmlformats.org/drawingml/2006/main" noChangeAspect="1"/>
+            </wp:cNvGraphicFramePr>
+            <a:graphic xmlns:a="http://schemas.openxmlformats.org/drawingml/2006/main">
+              <a:graphicData uri="http://schemas.openxmlformats.org/drawingml/2006/picture">
+                <pic:pic xmlns:pic="http://schemas.openxmlformats.org/drawingml/2006/picture">
+                  <pic:nvPicPr>
+                    <pic:cNvPr id="0" name="Picture 13"/>
+                    <pic:cNvPicPr>
+                      <a:picLocks noChangeAspect="1" noChangeArrowheads="1"/>
+                    </pic:cNvPicPr>
+                  </pic:nvPicPr>
+                  <pic:blipFill>
+                    <a:blip r:embed="rId36">
+                      <a:extLst>
+                        <a:ext uri="{28A0092B-C50C-407E-A947-70E740481C1C}">
+                          <a14:useLocalDpi xmlns:a14="http://schemas.microsoft.com/office/drawing/2010/main" val="0"/>
+                        </a:ext>
+                      </a:extLst>
+                    </a:blip>
+                    <a:srcRect/>
+                    <a:stretch>
+                      <a:fillRect/>
+                    </a:stretch>
+                  </pic:blipFill>
+                  <pic:spPr bwMode="auto">
+                    <a:xfrm>
+                      <a:off x="0" y="0"/>
+                      <a:ext cx="1563370" cy="3474720"/>
+                    </a:xfrm>
+                    <a:prstGeom prst="rect">
+                      <a:avLst/>
+                    </a:prstGeom>
+                    <a:noFill/>
+                    <a:ln>
+                      <a:noFill/>
+                    </a:ln>
+                  </pic:spPr>
+                </pic:pic>
+              </a:graphicData>
+            </a:graphic>
+          </wp:anchor>
+        </w:drawing>
+      </w:r>
+    </w:p>
+    <w:p/>
+    <w:p/>
+    <w:p/>
+    <w:p>
+      <w:r>
+        <w:drawing>
+          <wp:inline distT="0" distB="0" distL="0" distR="0" wp14:anchorId="402CFFEA" wp14:editId="1482AAB6">
+            <wp:extent cx="1399032" cy="3108960"/>
+            <wp:effectExtent l="0" t="0" r="0" b="0"/>
+            <wp:docPr id="1025663706" name="Picture 8"/>
+            <wp:cNvGraphicFramePr>
+              <a:graphicFrameLocks xmlns:a="http://schemas.openxmlformats.org/drawingml/2006/main" noChangeAspect="1"/>
+            </wp:cNvGraphicFramePr>
+            <a:graphic xmlns:a="http://schemas.openxmlformats.org/drawingml/2006/main">
+              <a:graphicData uri="http://schemas.openxmlformats.org/drawingml/2006/picture">
+                <pic:pic xmlns:pic="http://schemas.openxmlformats.org/drawingml/2006/picture">
+                  <pic:nvPicPr>
+                    <pic:cNvPr id="0" name="Picture 27"/>
+                    <pic:cNvPicPr>
+                      <a:picLocks noChangeAspect="1" noChangeArrowheads="1"/>
+                    </pic:cNvPicPr>
+                  </pic:nvPicPr>
+                  <pic:blipFill>
+                    <a:blip r:embed="rId37">
+                      <a:extLst>
+                        <a:ext uri="{28A0092B-C50C-407E-A947-70E740481C1C}">
+                          <a14:useLocalDpi xmlns:a14="http://schemas.microsoft.com/office/drawing/2010/main" val="0"/>
+                        </a:ext>
+                      </a:extLst>
+                    </a:blip>
+                    <a:srcRect/>
+                    <a:stretch>
+                      <a:fillRect/>
+                    </a:stretch>
+                  </pic:blipFill>
+                  <pic:spPr bwMode="auto">
+                    <a:xfrm>
+                      <a:off x="0" y="0"/>
+                      <a:ext cx="1399032" cy="3108960"/>
+                    </a:xfrm>
+                    <a:prstGeom prst="rect">
+                      <a:avLst/>
+                    </a:prstGeom>
+                    <a:noFill/>
+                    <a:ln>
+                      <a:noFill/>
+                    </a:ln>
+                  </pic:spPr>
+                </pic:pic>
+              </a:graphicData>
+            </a:graphic>
+          </wp:inline>
+        </w:drawing>
+      </w:r>
+      <w:r>
+        <w:drawing>
+          <wp:anchor distT="0" distB="0" distL="114300" distR="114300" simplePos="0" relativeHeight="251671552" behindDoc="0" locked="0" layoutInCell="1" allowOverlap="1" wp14:anchorId="6F046C21" wp14:editId="049D6DC0">
+            <wp:simplePos x="0" y="0"/>
+            <wp:positionH relativeFrom="column">
+              <wp:posOffset>1397000</wp:posOffset>
+            </wp:positionH>
+            <wp:positionV relativeFrom="paragraph">
+              <wp:posOffset>1270</wp:posOffset>
+            </wp:positionV>
+            <wp:extent cx="1463675" cy="3242310"/>
+            <wp:effectExtent l="0" t="0" r="3175" b="0"/>
+            <wp:wrapSquare wrapText="bothSides"/>
+            <wp:docPr id="651220253" name="Picture 6"/>
+            <wp:cNvGraphicFramePr>
+              <a:graphicFrameLocks xmlns:a="http://schemas.openxmlformats.org/drawingml/2006/main" noChangeAspect="1"/>
+            </wp:cNvGraphicFramePr>
+            <a:graphic xmlns:a="http://schemas.openxmlformats.org/drawingml/2006/main">
+              <a:graphicData uri="http://schemas.openxmlformats.org/drawingml/2006/picture">
+                <pic:pic xmlns:pic="http://schemas.openxmlformats.org/drawingml/2006/picture">
+                  <pic:nvPicPr>
+                    <pic:cNvPr id="0" name="Picture 20"/>
+                    <pic:cNvPicPr>
+                      <a:picLocks noChangeAspect="1" noChangeArrowheads="1"/>
+                    </pic:cNvPicPr>
+                  </pic:nvPicPr>
+                  <pic:blipFill>
+                    <a:blip r:embed="rId38">
+                      <a:extLst>
+                        <a:ext uri="{28A0092B-C50C-407E-A947-70E740481C1C}">
+                          <a14:useLocalDpi xmlns:a14="http://schemas.microsoft.com/office/drawing/2010/main" val="0"/>
+                        </a:ext>
+                      </a:extLst>
+                    </a:blip>
+                    <a:srcRect/>
+                    <a:stretch>
+                      <a:fillRect/>
+                    </a:stretch>
+                  </pic:blipFill>
+                  <pic:spPr bwMode="auto">
+                    <a:xfrm>
+                      <a:off x="0" y="0"/>
+                      <a:ext cx="1463675" cy="3242310"/>
+                    </a:xfrm>
+                    <a:prstGeom prst="rect">
+                      <a:avLst/>
+                    </a:prstGeom>
+                    <a:noFill/>
+                    <a:ln>
+                      <a:noFill/>
+                    </a:ln>
+                  </pic:spPr>
+                </pic:pic>
+              </a:graphicData>
+            </a:graphic>
+          </wp:anchor>
+        </w:drawing>
+      </w:r>
+    </w:p>
+    <w:p>
+      <w:r>
+        <w:lastRenderedPageBreak/>
+        <w:t xml:space="preserve">PERSONAL </w:t>
+      </w:r>
+      <w:r>
+        <w:t>REFLECTION</w:t>
+      </w:r>
+    </w:p>
+    <w:p>
+      <w:r>
+        <w:t>This practical helped me understand how mobile applications use device features such as the camera, GPS, and permissions. I learned the importance of integrating hardware safely to improve application functionality while protecting user privacy and providing a better user experience.</w:t>
+      </w:r>
+    </w:p>
+    <w:p/>
+    <w:p/>
     <w:p>
       <w:r>
         <w:br/>
@@ -4274,7 +5113,6 @@
   <w:style w:type="character" w:default="1" w:styleId="DefaultParagraphFont">
     <w:name w:val="Default Paragraph Font"/>
     <w:uiPriority w:val="1"/>
-    <w:semiHidden/>
     <w:unhideWhenUsed/>
   </w:style>
   <w:style w:type="table" w:default="1" w:styleId="TableNormal">
